--- a/Paper/JAMIA/JAMIA_Manuscript.docx
+++ b/Paper/JAMIA/JAMIA_Manuscript.docx
@@ -38674,12 +38674,12 @@
           <wp:inline distB="114300" distT="114300" distL="114300" distR="114300">
             <wp:extent cx="7217045" cy="4254901"/>
             <wp:effectExtent b="0" l="0" r="0" t="0"/>
-            <wp:docPr id="5" name="image5.png"/>
+            <wp:docPr id="5" name="image2.png"/>
             <a:graphic>
               <a:graphicData uri="http://schemas.openxmlformats.org/drawingml/2006/picture">
                 <pic:pic>
                   <pic:nvPicPr>
-                    <pic:cNvPr id="0" name="image5.png"/>
+                    <pic:cNvPr id="0" name="image2.png"/>
                     <pic:cNvPicPr preferRelativeResize="0"/>
                   </pic:nvPicPr>
                   <pic:blipFill>
@@ -38781,12 +38781,12 @@
           <wp:inline distB="114300" distT="114300" distL="114300" distR="114300">
             <wp:extent cx="6619875" cy="6841182"/>
             <wp:effectExtent b="0" l="0" r="0" t="0"/>
-            <wp:docPr id="2" name="image4.png"/>
+            <wp:docPr id="2" name="image6.png"/>
             <a:graphic>
               <a:graphicData uri="http://schemas.openxmlformats.org/drawingml/2006/picture">
                 <pic:pic>
                   <pic:nvPicPr>
-                    <pic:cNvPr id="0" name="image4.png"/>
+                    <pic:cNvPr id="0" name="image6.png"/>
                     <pic:cNvPicPr preferRelativeResize="0"/>
                   </pic:nvPicPr>
                   <pic:blipFill>
@@ -39104,12 +39104,12 @@
           <wp:inline distB="114300" distT="114300" distL="114300" distR="114300">
             <wp:extent cx="5893689" cy="4442331"/>
             <wp:effectExtent b="0" l="0" r="0" t="0"/>
-            <wp:docPr id="3" name="image2.png"/>
+            <wp:docPr id="3" name="image3.png"/>
             <a:graphic>
               <a:graphicData uri="http://schemas.openxmlformats.org/drawingml/2006/picture">
                 <pic:pic>
                   <pic:nvPicPr>
-                    <pic:cNvPr id="0" name="image2.png"/>
+                    <pic:cNvPr id="0" name="image3.png"/>
                     <pic:cNvPicPr preferRelativeResize="0"/>
                   </pic:nvPicPr>
                   <pic:blipFill>
@@ -39249,12 +39249,12 @@
           <wp:inline distB="114300" distT="114300" distL="114300" distR="114300">
             <wp:extent cx="6303264" cy="3057525"/>
             <wp:effectExtent b="0" l="0" r="0" t="0"/>
-            <wp:docPr id="6" name="image6.png"/>
+            <wp:docPr id="6" name="image5.png"/>
             <a:graphic>
               <a:graphicData uri="http://schemas.openxmlformats.org/drawingml/2006/picture">
                 <pic:pic>
                   <pic:nvPicPr>
-                    <pic:cNvPr id="0" name="image6.png"/>
+                    <pic:cNvPr id="0" name="image5.png"/>
                     <pic:cNvPicPr preferRelativeResize="0"/>
                   </pic:nvPicPr>
                   <pic:blipFill>
@@ -39400,12 +39400,12 @@
           <wp:inline distB="114300" distT="114300" distL="114300" distR="114300">
             <wp:extent cx="7170039" cy="3133725"/>
             <wp:effectExtent b="0" l="0" r="0" t="0"/>
-            <wp:docPr id="1" name="image3.png"/>
+            <wp:docPr id="1" name="image4.png"/>
             <a:graphic>
               <a:graphicData uri="http://schemas.openxmlformats.org/drawingml/2006/picture">
                 <pic:pic>
                   <pic:nvPicPr>
-                    <pic:cNvPr id="0" name="image3.png"/>
+                    <pic:cNvPr id="0" name="image4.png"/>
                     <pic:cNvPicPr preferRelativeResize="0"/>
                   </pic:nvPicPr>
                   <pic:blipFill>

--- a/Paper/JAMIA/JAMIA_Manuscript.docx
+++ b/Paper/JAMIA/JAMIA_Manuscript.docx
@@ -618,25 +618,12 @@
         <w:rPr>
           <w:rFonts w:ascii="Times New Roman" w:cs="Times New Roman" w:eastAsia="Times New Roman" w:hAnsi="Times New Roman"/>
           <w:b w:val="1"/>
-          <w:sz w:val="24"/>
-          <w:szCs w:val="24"/>
-          <w:rtl w:val="0"/>
-        </w:rPr>
-        <w:t xml:space="preserve">ABSTRACT</w:t>
-      </w:r>
-      <w:r>
-        <w:rPr>
-          <w:rtl w:val="0"/>
-        </w:rPr>
-      </w:r>
-    </w:p>
-    <w:p>
-      <w:pPr>
-        <w:ind w:left="-540" w:firstLine="0"/>
-        <w:rPr>
-          <w:color w:val="0e101a"/>
-        </w:rPr>
-      </w:pPr>
+          <w:sz w:val="28"/>
+          <w:szCs w:val="28"/>
+          <w:rtl w:val="0"/>
+        </w:rPr>
+        <w:t xml:space="preserve">Abstract</w:t>
+      </w:r>
       <w:r>
         <w:rPr>
           <w:rtl w:val="0"/>
@@ -799,7 +786,7 @@
           <w:szCs w:val="24"/>
           <w:rtl w:val="0"/>
         </w:rPr>
-        <w:t xml:space="preserve">CANTOS identified 13,230 unique tumor names, including 6,324 pediatric tumors. Text-embedding methods substantially outperformed text-matching. The all-MiniLM-L12-v2 + Euclidean Dist method achieved the highest accuracy (67.8%) against WHO 5th edition, while LTE-3 + Euclidean Dist achieved 69.1% against WHO all editions (3rd–5th). In contrast, text-matching methods peaked at 32.6%. Combining three high-accuracy methods via majority voting improved accuracy to 72.1% (WHO-5th) and 71.4% (WHO-all). Clustering approaches did not consistently outperform closest-match methods.</w:t>
+        <w:t xml:space="preserve">CANTOS identified 13,230 unique tumor names, including 6,324 pediatric tumors. Text-embedding methods substantially outperformed text-matching. The all-MiniLM-L12-v2 + Euclidean Dist method achieved the highest accuracy (67.8%) against WHO-5th edition, while LTE-3 + Euclidean Dist achieved 69.1% against WHO-all editions (3rd–5th). In contrast, text-matching methods peaked at 32.6%. Combining three high-accuracy methods via majority voting improved accuracy to 72.1% (WHO-5th) and 71.4% (WHO-all). In general, closest match approaches outperformed clustering approaches. </w:t>
       </w:r>
     </w:p>
     <w:p>
@@ -808,7 +795,6 @@
         <w:jc w:val="both"/>
         <w:rPr>
           <w:rFonts w:ascii="Times New Roman" w:cs="Times New Roman" w:eastAsia="Times New Roman" w:hAnsi="Times New Roman"/>
-          <w:b w:val="1"/>
           <w:sz w:val="24"/>
           <w:szCs w:val="24"/>
         </w:rPr>
@@ -38674,12 +38660,12 @@
           <wp:inline distB="114300" distT="114300" distL="114300" distR="114300">
             <wp:extent cx="7217045" cy="4254901"/>
             <wp:effectExtent b="0" l="0" r="0" t="0"/>
-            <wp:docPr id="5" name="image2.png"/>
+            <wp:docPr id="5" name="image1.png"/>
             <a:graphic>
               <a:graphicData uri="http://schemas.openxmlformats.org/drawingml/2006/picture">
                 <pic:pic>
                   <pic:nvPicPr>
-                    <pic:cNvPr id="0" name="image2.png"/>
+                    <pic:cNvPr id="0" name="image1.png"/>
                     <pic:cNvPicPr preferRelativeResize="0"/>
                   </pic:nvPicPr>
                   <pic:blipFill>
@@ -38920,12 +38906,12 @@
           <wp:inline distB="114300" distT="114300" distL="114300" distR="114300">
             <wp:extent cx="5617464" cy="4225796"/>
             <wp:effectExtent b="0" l="0" r="0" t="0"/>
-            <wp:docPr id="4" name="image1.png"/>
+            <wp:docPr id="4" name="image2.png"/>
             <a:graphic>
               <a:graphicData uri="http://schemas.openxmlformats.org/drawingml/2006/picture">
                 <pic:pic>
                   <pic:nvPicPr>
-                    <pic:cNvPr id="0" name="image1.png"/>
+                    <pic:cNvPr id="0" name="image2.png"/>
                     <pic:cNvPicPr preferRelativeResize="0"/>
                   </pic:nvPicPr>
                   <pic:blipFill>
@@ -39104,12 +39090,12 @@
           <wp:inline distB="114300" distT="114300" distL="114300" distR="114300">
             <wp:extent cx="5893689" cy="4442331"/>
             <wp:effectExtent b="0" l="0" r="0" t="0"/>
-            <wp:docPr id="3" name="image3.png"/>
+            <wp:docPr id="3" name="image4.png"/>
             <a:graphic>
               <a:graphicData uri="http://schemas.openxmlformats.org/drawingml/2006/picture">
                 <pic:pic>
                   <pic:nvPicPr>
-                    <pic:cNvPr id="0" name="image3.png"/>
+                    <pic:cNvPr id="0" name="image4.png"/>
                     <pic:cNvPicPr preferRelativeResize="0"/>
                   </pic:nvPicPr>
                   <pic:blipFill>
@@ -39400,12 +39386,12 @@
           <wp:inline distB="114300" distT="114300" distL="114300" distR="114300">
             <wp:extent cx="7170039" cy="3133725"/>
             <wp:effectExtent b="0" l="0" r="0" t="0"/>
-            <wp:docPr id="1" name="image4.png"/>
+            <wp:docPr id="1" name="image3.png"/>
             <a:graphic>
               <a:graphicData uri="http://schemas.openxmlformats.org/drawingml/2006/picture">
                 <pic:pic>
                   <pic:nvPicPr>
-                    <pic:cNvPr id="0" name="image4.png"/>
+                    <pic:cNvPr id="0" name="image3.png"/>
                     <pic:cNvPicPr preferRelativeResize="0"/>
                   </pic:nvPicPr>
                   <pic:blipFill>

--- a/Paper/JAMIA/JAMIA_Manuscript.docx
+++ b/Paper/JAMIA/JAMIA_Manuscript.docx
@@ -1324,7 +1324,7 @@
           <w:szCs w:val="24"/>
           <w:rtl w:val="0"/>
         </w:rPr>
-        <w:t xml:space="preserve">To address this need, we developed CANTOS (Clinical Trials Automated Nomenclature and Tumor Ontology Standardization), a pipeline that extracts and maps tumor names from CTR to standardized terms from the WHO Classification of Tumours </w:t>
+        <w:t xml:space="preserve">To address this need, we developed CANTOS (Clinical Trials Automated Nomenclature and Tumor Ontology Standardization), a pipeline that extracts tumor names from CTR and maps them to standardized terms from the WHO Classification of Tumours </w:t>
       </w:r>
       <w:hyperlink r:id="rId15">
         <w:r>
@@ -1542,7 +1542,7 @@
           <w:szCs w:val="24"/>
           <w:rtl w:val="0"/>
         </w:rPr>
-        <w:t xml:space="preserve">CANTOS standardizes tumor names using text-matching (edit distances) and text-embedding methods. While text-matching captures minor syntactic variations between texts, they do not inherently recognize semantic differences. Text-embeddings, on the other hand, are able to capture both semantic and syntactic differences between text. We generated text-embeddings from 26 transformer models and </w:t>
+        <w:t xml:space="preserve">CANTOS standardizes tumor names using text-matching (edit distances) and text-embedding methods. While text-matching captures syntactic variations between texts, it does not inherently recognize semantic differences. Text-embeddings, on the other hand, are able to capture both semantic and syntactic differences between texts. We generated text-embeddings from 26 transformer models and </w:t>
       </w:r>
       <w:r>
         <w:rPr>
@@ -1638,7 +1638,7 @@
           <w:szCs w:val="24"/>
           <w:rtl w:val="0"/>
         </w:rPr>
-        <w:t xml:space="preserve">To systematically compare these methods, CANTOS calculates pairwise Euclidean distances (based on edit distances or text-embeddings) between CTR tumor names and standardized terms and assigns the nearest standardized term from the WHO system and the NCIt as the best match. Beyond pairwise distance-based standardization, CANTOS applies clustering methods, including K-means and Affinity Propagation (AP), to cluster similar tumor terms and then standardize cluster members using standardized terms from the WHO system or NCIt that were closest to most of the cluster members. Finally, majority voting is used as an ensemble approach, aggregating results from multiple high-performing text-embedding models to enhance standardization accuracy. </w:t>
+        <w:t xml:space="preserve">Using text-matching or text-embeddings, CANTOS uses two general approaches to standardize CTR tumor names: (i) closest match approach and (ii) cluster based approach.  In closest match approach, CANTOS calculates pairwise edit distance (for text-matching) or Euclidean distances (using text-embedding) between a given CTR tumor name and standardized terms from WHO system and NCIt and assigns the nearest standardized term to the CTR tumor name as the best match. For the clustering approach, CANTOS applies clustering methods, such as Affinity Propagation (AP) or  K-means, to cluster similar tumor names and then standardizes cluster members using standardized terms from the WHO system or NCIt that were closest to a majority of the cluster members.  </w:t>
       </w:r>
     </w:p>
     <w:p>
@@ -1674,7 +1674,7 @@
           <w:szCs w:val="24"/>
           <w:rtl w:val="0"/>
         </w:rPr>
-        <w:t xml:space="preserve">This study benchmarks text-matching and text-embedding for clinical text standardization. While focused on tumor nomenclature, CANTOS is generalizable to other biomedical tasks, including standardizing terms across MONDO, Disease Ontology (DO), Human Phenotype Ontology (HPO), ICD-10, and SNOMED CT. Future work will explore integration of domain-specific models trained on tumor terminology to improve accuracy and applicability of CANTOS for exploring performance of other large-scale clinical data harmonization tasks.</w:t>
+        <w:t xml:space="preserve">This study benchmarks text-matching and text-embedding based methods for clinical text standardization. While focused on tumor nomenclature, CANTOS is generalizable to other biomedical tasks, including standardizing terms across MONDO, Disease Ontology (DO), Human Phenotype Ontology (HPO), ICD-10, and SNOMED CT. Future work will explore integration of domain-specific models trained on tumor terminology to improve accuracy and applicability of CANTOS for exploring performance of other large-scale clinical data harmonization tasks.</w:t>
       </w:r>
     </w:p>
     <w:p>
@@ -2109,7 +2109,7 @@
           <w:szCs w:val="24"/>
           <w:rtl w:val="0"/>
         </w:rPr>
-        <w:t xml:space="preserve">) using exact and fuzzy string matching ( generalized Levenshtein distance ≤ 0.2 via agrep in R </w:t>
+        <w:t xml:space="preserve">) using exact and fuzzy string matching ( generalized Levenshtein distance ≤ 0.2 via agrepl in R </w:t>
       </w:r>
       <w:hyperlink r:id="rId24">
         <w:r>
@@ -2332,7 +2332,7 @@
           <w:szCs w:val="24"/>
           <w:rtl w:val="0"/>
         </w:rPr>
-        <w:t xml:space="preserve">). Common discrepancies are outlined in </w:t>
+        <w:t xml:space="preserve">). Some of these common discrepancies with CTR tumor names are outlined in </w:t>
       </w:r>
       <w:r>
         <w:rPr>
@@ -2408,7 +2408,7 @@
           <w:szCs w:val="24"/>
           <w:rtl w:val="0"/>
         </w:rPr>
-        <w:t xml:space="preserve">CANTOS uses a combination of text-matching (edit distance) and text-embedding methods to standardize tumor names in the CTR. It also integrates unsupervised clustering to assess improvements in standardization. In total, 36 methods were implemented, with performance results presented in the Results section. The following subsections outline text-matching and text-embedding approaches.</w:t>
+        <w:t xml:space="preserve">CANTOS uses a combination of text-matching (edit distance) and text-embedding methods to standardize tumor names in the CTR. These methods use either the closest match approach or a clustering based approach for standardization. In total, 36 methods were implemented, with standardization accuracies presented in the Results section. The following subsections outline text-matching and text-embedding approaches.</w:t>
       </w:r>
     </w:p>
     <w:p>
@@ -2547,7 +2547,17 @@
           <w:highlight w:val="white"/>
           <w:rtl w:val="0"/>
         </w:rPr>
-        <w:t xml:space="preserve">Based on the three edit distances, CANTOS computed the pairwise distances between each tumor name identified in the CTR and the standardized tumor terms with respect to the WHO system (5th and all editions) and NCIt. For each CTR tumor name, CANTOS selects the nearest standardized terms under each edit distance. If more than one term qualified as the closest term, CANTOS reported them all by separating individual terms with a semicolon.</w:t>
+        <w:t xml:space="preserve">For each</w:t>
+      </w:r>
+      <w:r>
+        <w:rPr>
+          <w:rFonts w:ascii="Times New Roman" w:cs="Times New Roman" w:eastAsia="Times New Roman" w:hAnsi="Times New Roman"/>
+          <w:sz w:val="24"/>
+          <w:szCs w:val="24"/>
+          <w:highlight w:val="white"/>
+          <w:rtl w:val="0"/>
+        </w:rPr>
+        <w:t xml:space="preserve"> of the three edit distances, CANTOS computed the pairwise distances between each tumor name identified in the CTR and the standardized terms from the WHO system (5th and all editions) and NCIt. For each CTR tumor name, CANTOS selects the nearest standardized terms under each edit distance. If more than one term qualified as the closest term, CANTOS reported them all by separating individual terms with a semicolon.</w:t>
       </w:r>
       <w:r>
         <w:rPr>
@@ -2703,7 +2713,7 @@
           <w:highlight w:val="white"/>
           <w:rtl w:val="0"/>
         </w:rPr>
-        <w:t xml:space="preserve">.  Using each divergence matrix, CANTOS generates clusters. To refine results, clusters exceeding the median size are recursively reclustered using nested AP until they meet the size threshold or reach convergence.</w:t>
+        <w:t xml:space="preserve">.  Using each divergence matrix, CANTOS generates clusters. To refine the results, clusters exceeding the median size are recursively reclustered using nested AP until they meet the median size threshold or the AP algorithm reaches convergence.</w:t>
       </w:r>
     </w:p>
     <w:p>
@@ -3061,7 +3071,7 @@
           <w:szCs w:val="24"/>
           <w:rtl w:val="0"/>
         </w:rPr>
-        <w:t xml:space="preserve">The previous methods used edit distances to capture syntactic differences between tumor names. In contrast, this section describes standardization methods based on text embeddings, which represent text as low-dimensional numeric vectors that capture semantic and contextual meaning. In this vector space, semantically similar texts are located closer together and dissimilar text further apart </w:t>
+        <w:t xml:space="preserve">The previous methods used edit distances to capture syntactic differences between tumor names. In contrast, this section describes standardization methods based on text embeddings, which represent text as low-dimensional numeric vectors that capture semantic and contextual meaning. In the embedding vector space, semantically similar texts are located closer together and dissimilar text further apart </w:t>
       </w:r>
       <w:hyperlink r:id="rId33">
         <w:r>
@@ -4056,7 +4066,7 @@
           <w:szCs w:val="24"/>
           <w:rtl w:val="0"/>
         </w:rPr>
-        <w:t xml:space="preserve">Proprietary models require API access and incur costs, with limited access to internal architectures ,weights, and fine-tuning. In contrast, open-source models are free, customizable, and locally executable. CANTOS used all the above 26 models to generate text-embeddings for tumor names from the CTR, WHO system, and NCIt. For each model, it calculated pairwise Euclidean distances and mapped each CTR tumor name to its closest match in WHO-5th, WHO-all, and NCIt. </w:t>
+        <w:t xml:space="preserve">Proprietary models require API access and incur costs, with limited access to internal architectures ,weights, and fine-tuning. In contrast, open-source models are free, customizable, and locally executable. CANTOS used all the above 26 models to generate text-embeddings for tumor names from the CTR, WHO system, and NCIt. For each model, it calculated pairwise Euclidean distances between the tumor names and then mapped each CTR tumor name to its closest match in WHO-5th, WHO-all, and NCIt. </w:t>
       </w:r>
     </w:p>
     <w:p>
@@ -4145,7 +4155,7 @@
           <w:szCs w:val="24"/>
           <w:rtl w:val="0"/>
         </w:rPr>
-        <w:t xml:space="preserve">CANTOS also integrates clustering with text embeddings to assess whether this combination improves standardization accuracy over the closest match method. We limited this approach to utilize text-embeddings from LTE-3 and ADA-002 models as these models obtained high standardization accuray (see Results) across the WHO system and further computational costs of performing cluster with text-embedding, further limited our analysis to these two sets of text-embeddings. </w:t>
+        <w:t xml:space="preserve">CANTOS also integrates clustering with text-embeddings to assess whether this approach improves standardization accuracy over the closest match approaches using text-embeddings. We limited this approach to utilize text-embeddings from LTE-3 and ADA-002 models as these models obtained high standardization accuray (see Results) across the WHO system and furthermore the computational costs of performing clustering with text-embedding, limited our analysis to these two sets of text-embeddings. </w:t>
       </w:r>
     </w:p>
     <w:p>
@@ -4181,7 +4191,7 @@
           <w:szCs w:val="24"/>
           <w:rtl w:val="0"/>
         </w:rPr>
-        <w:t xml:space="preserve">To compute the divergence matrix for AP clustering, required computing the pairwise Euclidean distance between tumor names in the CTR, WHO </w:t>
+        <w:t xml:space="preserve">CANTOS computed the divergence matrix for AP clustering by computing the pairwise Euclidean distance between tumor names in the CTR, WHO </w:t>
       </w:r>
       <w:r>
         <w:rPr>
@@ -4201,7 +4211,7 @@
           <w:szCs w:val="24"/>
           <w:rtl w:val="0"/>
         </w:rPr>
-        <w:t xml:space="preserve"> and NCIt. However, due to the high dimensionality of the embedding space (1536 dimension for ADA-002, 3072 dimensions for LTE-3), CANTOS performed PCA on the embedding space and retained the minimum number of components that explained 80% of variance (</w:t>
+        <w:t xml:space="preserve"> and NCIt. However, due to the high dimensionality of the text-embedding space (1536 dimension for ADA-002, 3072 dimensions for LTE-3), CANTOS performed PCA on the text-embedding space and retained the minimum number of components that explained 80% of variance (</w:t>
       </w:r>
       <w:r>
         <w:rPr>
@@ -4258,7 +4268,7 @@
           <w:szCs w:val="24"/>
           <w:rtl w:val="0"/>
         </w:rPr>
-        <w:t xml:space="preserve">Using these PCA transformed embeddings, CANTOS computed distance matrices and applied AP clustering.  Cluster sizes were assessed using z-scores, with clusters above the 2.5 threshold flagged as large and reclustered via nested AP. This z-score-based differs from the use of the median to determine large clusters in edit-distance based AP clustering. This is because the median cluster size for embedding-based AP clustering was lower than the maximum cluster size established by z-score. This consequently led to more clusters with relatively homogeneous cluster members being labeled as large clusters and flagged for further clustering, thus the z-score was used as  the threshold for deciding large clusters. CTR has a diverse range of tumor names; thus, clustering these tumor names will produce clusters of nonuniform cluster size. Hence, estimating a maximum cluster size is non-trivial. With more curation and classification of the tumors within the CTR, one can get a more accurate estimate of a reasonable cluster size for each tumor type. </w:t>
+        <w:t xml:space="preserve">Using these PCA transformed embeddings, CANTOS computed the divergence matrices and applied AP clustering.  Cluster sizes were assessed using z-scores, with clusters above the 2.5 threshold flagged as large and reclustered via nested AP. This z-score-based differs from the use of the median to determine large clusters in edit-distance based AP clustering. This is because the median cluster size for embedding-based AP clustering was lower than the maximum cluster size established by z-score. This consequently led to more clusters with relatively homogeneous cluster members being labeled as large clusters and flagged for further clustering, thus the z-score was used as  the threshold for deciding large clusters. CTR has a diverse range of tumor names; thus, clustering these tumor names will produce clusters of nonuniform cluster size. Hence, estimating a maximum cluster size is non-trivial. With more curation and classification of the tumors within the CTR, one can get a more accurate estimate of a reasonable cluster size for each tumor type. </w:t>
       </w:r>
     </w:p>
     <w:p>
@@ -4319,6 +4329,7 @@
     <w:p>
       <w:pPr>
         <w:ind w:left="-540" w:firstLine="0"/>
+        <w:jc w:val="both"/>
         <w:rPr>
           <w:rFonts w:ascii="Times New Roman" w:cs="Times New Roman" w:eastAsia="Times New Roman" w:hAnsi="Times New Roman"/>
           <w:sz w:val="24"/>
@@ -4333,7 +4344,6 @@
     </w:p>
     <w:p>
       <w:pPr>
-        <w:spacing w:line="276.0005454545455" w:lineRule="auto"/>
         <w:ind w:left="-540" w:firstLine="0"/>
         <w:jc w:val="both"/>
         <w:rPr>
@@ -4348,10 +4358,19 @@
           <w:rFonts w:ascii="Times New Roman" w:cs="Times New Roman" w:eastAsia="Times New Roman" w:hAnsi="Times New Roman"/>
           <w:sz w:val="24"/>
           <w:szCs w:val="24"/>
+          <w:rtl w:val="0"/>
+        </w:rPr>
+        <w:t xml:space="preserve">CANTOS also applied K-means clustering on PCA transformed embeddings. To select the optimal hyperparameter “K” (number of clusters) [125], it used the silhouette coefficient. </w:t>
+      </w:r>
+      <w:r>
+        <w:rPr>
+          <w:rFonts w:ascii="Times New Roman" w:cs="Times New Roman" w:eastAsia="Times New Roman" w:hAnsi="Times New Roman"/>
+          <w:sz w:val="24"/>
+          <w:szCs w:val="24"/>
           <w:highlight w:val="white"/>
           <w:rtl w:val="0"/>
         </w:rPr>
-        <w:t xml:space="preserve">For a given data point, silhouette coefficient ranges from -1 to 1, where a value close to 1, indicates better cohesion and separation</w:t>
+        <w:t xml:space="preserve">For a given data point, silhouette coefficient ranges from -1 to 1, where a value close to 1, indicates better cohesion and separation </w:t>
       </w:r>
       <w:hyperlink r:id="rId72">
         <w:r>
@@ -4397,7 +4416,7 @@
           <w:highlight w:val="white"/>
           <w:rtl w:val="0"/>
         </w:rPr>
-        <w:t xml:space="preserve">, displays the mean silhouette score for each of these cases. CANTOS then followed the same outlier detection and standardization steps as with AP clustering, using identical parameters. A detailed view of the text-embedding based pipeline is presented in </w:t>
+        <w:t xml:space="preserve">, displays the mean silhouette score for each of these cases. CANTOS then followed the same outlier detection and standardization steps as with AP clustering, using identical hyperparameters. A detailed view of the text-embedding based pipeline is presented in </w:t>
       </w:r>
       <w:r>
         <w:rPr>
@@ -40819,12 +40838,12 @@
           <wp:inline distB="114300" distT="114300" distL="114300" distR="114300">
             <wp:extent cx="7217045" cy="4254901"/>
             <wp:effectExtent b="0" l="0" r="0" t="0"/>
-            <wp:docPr id="5" name="image4.png"/>
+            <wp:docPr id="5" name="image3.png"/>
             <a:graphic>
               <a:graphicData uri="http://schemas.openxmlformats.org/drawingml/2006/picture">
                 <pic:pic>
                   <pic:nvPicPr>
-                    <pic:cNvPr id="0" name="image4.png"/>
+                    <pic:cNvPr id="0" name="image3.png"/>
                     <pic:cNvPicPr preferRelativeResize="0"/>
                   </pic:nvPicPr>
                   <pic:blipFill>
@@ -41249,12 +41268,12 @@
           <wp:inline distB="114300" distT="114300" distL="114300" distR="114300">
             <wp:extent cx="5893689" cy="4442331"/>
             <wp:effectExtent b="0" l="0" r="0" t="0"/>
-            <wp:docPr id="3" name="image1.png"/>
+            <wp:docPr id="3" name="image4.png"/>
             <a:graphic>
               <a:graphicData uri="http://schemas.openxmlformats.org/drawingml/2006/picture">
                 <pic:pic>
                   <pic:nvPicPr>
-                    <pic:cNvPr id="0" name="image1.png"/>
+                    <pic:cNvPr id="0" name="image4.png"/>
                     <pic:cNvPicPr preferRelativeResize="0"/>
                   </pic:nvPicPr>
                   <pic:blipFill>
@@ -41394,12 +41413,12 @@
           <wp:inline distB="114300" distT="114300" distL="114300" distR="114300">
             <wp:extent cx="6303264" cy="3057525"/>
             <wp:effectExtent b="0" l="0" r="0" t="0"/>
-            <wp:docPr id="6" name="image3.png"/>
+            <wp:docPr id="6" name="image1.png"/>
             <a:graphic>
               <a:graphicData uri="http://schemas.openxmlformats.org/drawingml/2006/picture">
                 <pic:pic>
                   <pic:nvPicPr>
-                    <pic:cNvPr id="0" name="image3.png"/>
+                    <pic:cNvPr id="0" name="image1.png"/>
                     <pic:cNvPicPr preferRelativeResize="0"/>
                   </pic:nvPicPr>
                   <pic:blipFill>

--- a/Paper/JAMIA/JAMIA_Manuscript.docx
+++ b/Paper/JAMIA/JAMIA_Manuscript.docx
@@ -255,7 +255,7 @@
           <w:szCs w:val="24"/>
           <w:rtl w:val="0"/>
         </w:rPr>
-        <w:t xml:space="preserve">The Department of Biomedical and Health Informatics, The Children’s Hospital of Philadelphia, Philadelphia PA</w:t>
+        <w:t xml:space="preserve">The Department of Biomedical and Health Informatics, The Children’s Hospital of Philadelphia, Philadelphia PA, USA</w:t>
       </w:r>
     </w:p>
     <w:p>
@@ -292,7 +292,7 @@
           <w:szCs w:val="24"/>
           <w:rtl w:val="0"/>
         </w:rPr>
-        <w:t xml:space="preserve">Department of Pathology &amp; Laboratory Medicine, Children's Hospital of Philadelphia, Philadelphia PA</w:t>
+        <w:t xml:space="preserve">Department of Pathology &amp; Laboratory Medicine, Children's Hospital of Philadelphia, Philadelphia PA, USA</w:t>
       </w:r>
     </w:p>
     <w:p>
@@ -329,7 +329,7 @@
           <w:szCs w:val="24"/>
           <w:rtl w:val="0"/>
         </w:rPr>
-        <w:t xml:space="preserve">Department of Pediatrics, University of Pennsylvania Perelman Medical School, Philadelphia PA </w:t>
+        <w:t xml:space="preserve">Department of Pediatrics, University of Pennsylvania Perelman Medical School, Philadelphia PA, USA</w:t>
       </w:r>
     </w:p>
     <w:p>
@@ -350,6 +350,49 @@
         <w:rPr>
           <w:rtl w:val="0"/>
         </w:rPr>
+      </w:r>
+    </w:p>
+    <w:p>
+      <w:pPr>
+        <w:keepNext w:val="0"/>
+        <w:keepLines w:val="0"/>
+        <w:pageBreakBefore w:val="0"/>
+        <w:widowControl w:val="1"/>
+        <w:pBdr>
+          <w:top w:space="0" w:sz="0" w:val="nil"/>
+          <w:left w:space="0" w:sz="0" w:val="nil"/>
+          <w:bottom w:space="0" w:sz="0" w:val="nil"/>
+          <w:right w:space="0" w:sz="0" w:val="nil"/>
+          <w:between w:space="0" w:sz="0" w:val="nil"/>
+        </w:pBdr>
+        <w:shd w:fill="auto" w:val="clear"/>
+        <w:spacing w:after="0" w:before="0" w:line="276" w:lineRule="auto"/>
+        <w:ind w:left="0" w:right="0" w:firstLine="0"/>
+        <w:jc w:val="both"/>
+        <w:rPr>
+          <w:rFonts w:ascii="Times New Roman" w:cs="Times New Roman" w:eastAsia="Times New Roman" w:hAnsi="Times New Roman"/>
+          <w:sz w:val="24"/>
+          <w:szCs w:val="24"/>
+        </w:rPr>
+      </w:pPr>
+      <w:r>
+        <w:rPr>
+          <w:rFonts w:ascii="Times New Roman" w:cs="Times New Roman" w:eastAsia="Times New Roman" w:hAnsi="Times New Roman"/>
+          <w:b w:val="1"/>
+          <w:sz w:val="24"/>
+          <w:szCs w:val="24"/>
+          <w:rtl w:val="0"/>
+        </w:rPr>
+        <w:t xml:space="preserve">Word Count: </w:t>
+      </w:r>
+      <w:r>
+        <w:rPr>
+          <w:rFonts w:ascii="Times New Roman" w:cs="Times New Roman" w:eastAsia="Times New Roman" w:hAnsi="Times New Roman"/>
+          <w:sz w:val="24"/>
+          <w:szCs w:val="24"/>
+          <w:rtl w:val="0"/>
+        </w:rPr>
+        <w:t xml:space="preserve">4608</w:t>
       </w:r>
     </w:p>
     <w:p>
@@ -4709,7 +4752,7 @@
           <w:szCs w:val="24"/>
           <w:rtl w:val="0"/>
         </w:rPr>
-        <w:t xml:space="preserve">), we prioritized combinations with high prediction diversity (low agreement) rather than testing all options. This increases the chance that at least one method will correctly standardize a name when others fail.</w:t>
+        <w:t xml:space="preserve">) for either edition of the WHO system, we prioritized combinations with high prediction diversity (low agreement) rather than testing all options. This increases the chance that at least one method will correctly standardize a name when others fail.</w:t>
       </w:r>
       <w:r>
         <w:rPr>
@@ -4985,48 +5028,7 @@
           <w:highlight w:val="white"/>
           <w:rtl w:val="0"/>
         </w:rPr>
-        <w:t xml:space="preserve">CANTOS extracted 13,230 tumor names from the CTR, of which 6,324 were classified as pediatric. To evaluate standardization methods, we randomly selected 1,600 tumor names and manually annotated them using two WHO-based reference standards (ground truths): the WHO-5th and a combined WHO-all</w:t>
-      </w:r>
-      <w:r>
-        <w:rPr>
-          <w:rFonts w:ascii="Times New Roman" w:cs="Times New Roman" w:eastAsia="Times New Roman" w:hAnsi="Times New Roman"/>
-          <w:sz w:val="24"/>
-          <w:szCs w:val="24"/>
-          <w:highlight w:val="white"/>
-          <w:vertAlign w:val="superscript"/>
-          <w:rtl w:val="0"/>
-        </w:rPr>
-        <w:t xml:space="preserve"> </w:t>
-      </w:r>
-      <w:r>
-        <w:rPr>
-          <w:rFonts w:ascii="Times New Roman" w:cs="Times New Roman" w:eastAsia="Times New Roman" w:hAnsi="Times New Roman"/>
-          <w:sz w:val="24"/>
-          <w:szCs w:val="24"/>
-          <w:highlight w:val="white"/>
-          <w:rtl w:val="0"/>
-        </w:rPr>
-        <w:t xml:space="preserve">set (includes 3rd, 4th, 5th editions</w:t>
-      </w:r>
-      <w:r>
-        <w:rPr>
-          <w:rFonts w:ascii="Times New Roman" w:cs="Times New Roman" w:eastAsia="Times New Roman" w:hAnsi="Times New Roman"/>
-          <w:sz w:val="28"/>
-          <w:szCs w:val="28"/>
-          <w:highlight w:val="white"/>
-          <w:rtl w:val="0"/>
-        </w:rPr>
-        <w:t xml:space="preserve">)</w:t>
-      </w:r>
-      <w:r>
-        <w:rPr>
-          <w:rFonts w:ascii="Times New Roman" w:cs="Times New Roman" w:eastAsia="Times New Roman" w:hAnsi="Times New Roman"/>
-          <w:sz w:val="24"/>
-          <w:szCs w:val="24"/>
-          <w:highlight w:val="white"/>
-          <w:rtl w:val="0"/>
-        </w:rPr>
-        <w:t xml:space="preserve">. We limited the manual annotations for evaluation to the WHO system (NCIt was excluded) as it is considered a clinical standard for tumor nomenclature. </w:t>
+        <w:t xml:space="preserve">CANTOS extracted 13,230 tumor names from the CTR, of which 6,324 were classified as pediatric. To evaluate standardization methods, we randomly selected 1,600 tumor names and manually annotated them using two editions of the WHO system (ground truths): the WHO-5th and WHO-all. We limited the manual annotations for evaluation to the WHO system (NCIt was excluded) as it is considered a clinical standard for tumor nomenclature. </w:t>
       </w:r>
     </w:p>
     <w:p>
@@ -5063,7 +5065,7 @@
           <w:szCs w:val="24"/>
           <w:rtl w:val="0"/>
         </w:rPr>
-        <w:t xml:space="preserve">Some CTR tumor names had multiple or no ground truth matches in the WHO system. Names with multiple matches were included in accuracy evaluation; those without were excluded. Thus, accuracy was evaluated on 1,044 CTR terms for WHO-5th and 1,118 CTR terms for WHO-all. Standardization accuracy calculated as the proportion correctly mapped to at least one ground truth term (</w:t>
+        <w:t xml:space="preserve">Some CTR tumor names had multiple or no ground truth matches in the WHO system. Names with multiple ground truths were included in accuracy evaluation; those without were excluded. Thus, accuracy was evaluated on 1,044 CTR terms for WHO-5th and 1,118 CTR terms for WHO-all. Standardization accuracy was calculated as the proportion correctly mapped to at least one ground truth term (</w:t>
       </w:r>
       <w:r>
         <w:rPr>
@@ -5101,7 +5103,7 @@
           <w:szCs w:val="24"/>
           <w:rtl w:val="0"/>
         </w:rPr>
-        <w:t xml:space="preserve">).Several text-embedding methods outperformed text-matching, across both WHO editions. Though, models such as PubMedBERT, BioBERT, SciBERT, ModernBERT, MedLlama, Llama, Phi-4, and DeepSeek_8B performed comparably or worse than text-matching. Among text-matching approaches, Levenshtein distance consistently outperformed more complex edit distance metrics Jarro-Winkler and cosine, likely due to its ability to capture minimal edits while preserving word order.</w:t>
+        <w:t xml:space="preserve">). Several text-embedding methods outperformed text-matching, across both WHO editions. Though, models such as PubMedBERT, BioBERT, SciBERT, ModernBERT, MedLlama, Llama, Phi-4, and DeepSeek_8B performed comparably or worse than text-matching. Among text-matching approaches, Levenshtein distance consistently outperformed more complex edit distance metrics Jarro-Winkler and cosine, likely due to its ability to capture minimal edits while preserving word order.</w:t>
       </w:r>
     </w:p>
     <w:p>
@@ -5138,7 +5140,7 @@
           <w:szCs w:val="24"/>
           <w:rtl w:val="0"/>
         </w:rPr>
-        <w:t xml:space="preserve">Among text-embedding methods, LTE-3+Euclidean Dist achieved the highest accuracy of 69.3%  when standardizing the CTR tumor names against WHO-all. Whereas, for WHO-5th, all-MiniLM-L12-v2+Euclidean Dist achieves the highest standardization accuracy of 67.8%. For either editions of the WHO system,  methods based e5-large, LTE-3, ADA-002, all-mpnet-base-v2, all-MiniLM-L12-v2, all-MiniLM-L6-v2 and nomic, achieve standardization accuracies above 60%.  Variation in accuracy of text-embedding methods can be attributed to various factors like model architecture, training data, domain specialization, and embedding dimensions.</w:t>
+        <w:t xml:space="preserve">Among text-embedding methods, LTE-3+Euclidean Dist achieved the highest accuracy of 69.3%  when standardizing the sampled CTR tumor names against WHO-all. Whereas, for WHO-5th, all-MiniLM-L12-v2+Euclidean Dist achieves the highest standardization accuracy of 67.8%. For either editions of the WHO system,  methods based e5-large, LTE-3, ADA-002, all-mpnet-base-v2, all-MiniLM-L12-v2, all-MiniLM-L6-v2 and nomic, achieve standardization accuracies above 60%.  Variation in accuracy of text-embedding methods can be attributed to differences in model architecture, training data, domain specialization, and embedding dimensions.</w:t>
       </w:r>
     </w:p>
     <w:p>
@@ -5367,7 +5369,7 @@
           <w:szCs w:val="24"/>
           <w:rtl w:val="0"/>
         </w:rPr>
-        <w:t xml:space="preserve">, offering insights into using distance thresholds to assess standardization reliability in CANTOS. For example, using LTE-3+Euclidean Dist with WHO-5th, the median distance for correct standardizations is 0.696, and 0.8408 for incorrect ones (</w:t>
+        <w:t xml:space="preserve">, offering insights into using distance thresholds to assess standardization reliability in CANTOS. For example, using LTE-3+Euclidean Dist against WHO-5th, the median distance for correct standardizations is 0.696, and 0.8408 for incorrect ones (</w:t>
       </w:r>
       <w:r>
         <w:rPr>
@@ -5424,7 +5426,7 @@
           <w:szCs w:val="24"/>
           <w:rtl w:val="0"/>
         </w:rPr>
-        <w:t xml:space="preserve">, underscores the need for higher-quality text embeddings that would yield greater class distribution differences. Such embeddings would also reduce the number of incorrect standardizations, thereby improving standardization accuracy.</w:t>
+        <w:t xml:space="preserve">, underscores the need for higher-quality text embeddings that would yield greater separation between class distributions. Such embeddings would consequently reduce the number of incorrect standardizations, thereby improving standardization accuracy.</w:t>
       </w:r>
     </w:p>
     <w:p>
@@ -5525,7 +5527,7 @@
           <w:szCs w:val="24"/>
           <w:rtl w:val="0"/>
         </w:rPr>
-        <w:t xml:space="preserve"> pairwise mutual information (AMI)  to maximize prediction diversity via majority vote. For WHO-5th, ADA-002+AP, LTE-3+K-means, and all-MiniLM-L12-v2+Euclidean Dist had the lowest AMI achieved 72.1% accuracy, whereas for WHO-all combining ADA-002+K-means, LTE-3+K-means, and all-MiniLM-L12-v2+Euclidean Dist had the lowest AMI and achieved a 71.4% standardization accuracy. In contrast, using all eleven high-accuracy methods in a majority vote led to decline in accuracy: 44.2% (WHO-5th) and 48.4% (WHO-all).</w:t>
+        <w:t xml:space="preserve"> pairwise mutual information (AMI)  to maximize prediction diversity via majority vote. Against WHO-5th, ADA-002+AP, LTE-3+K-means, and all-MiniLM-L12-v2+Euclidean Dist had the lowest AMI achieved 72.1% accuracy, whereas for WHO-all combining ADA-002+K-means, LTE-3+K-means, and all-MiniLM-L12-v2+Euclidean Dist had the lowest AMI and achieved a 71.4% standardization accuracy. In contrast, using all eleven high-accuracy methods in a majority vote led to decline in accuracy: 44.2% (WHO-5th) and 48.4% (WHO-all).</w:t>
       </w:r>
     </w:p>
     <w:p>
@@ -5662,27 +5664,15 @@
     </w:p>
     <w:p>
       <w:pPr>
+        <w:spacing w:line="276.0005454545455" w:lineRule="auto"/>
         <w:ind w:left="-540" w:firstLine="0"/>
-        <w:rPr>
-          <w:rFonts w:ascii="Times New Roman" w:cs="Times New Roman" w:eastAsia="Times New Roman" w:hAnsi="Times New Roman"/>
-          <w:b w:val="1"/>
-          <w:color w:val="2a2a2a"/>
-          <w:sz w:val="28"/>
-          <w:szCs w:val="28"/>
-          <w:highlight w:val="white"/>
+        <w:jc w:val="both"/>
+        <w:rPr>
+          <w:rFonts w:ascii="Times New Roman" w:cs="Times New Roman" w:eastAsia="Times New Roman" w:hAnsi="Times New Roman"/>
+          <w:sz w:val="24"/>
+          <w:szCs w:val="24"/>
         </w:rPr>
       </w:pPr>
-      <w:r>
-        <w:rPr>
-          <w:rFonts w:ascii="Times New Roman" w:cs="Times New Roman" w:eastAsia="Times New Roman" w:hAnsi="Times New Roman"/>
-          <w:b w:val="1"/>
-          <w:sz w:val="28"/>
-          <w:szCs w:val="28"/>
-          <w:highlight w:val="white"/>
-          <w:rtl w:val="0"/>
-        </w:rPr>
-        <w:t xml:space="preserve">Discussion</w:t>
-      </w:r>
       <w:r>
         <w:rPr>
           <w:rtl w:val="0"/>
@@ -5696,132 +5686,43 @@
         <w:jc w:val="both"/>
         <w:rPr>
           <w:rFonts w:ascii="Times New Roman" w:cs="Times New Roman" w:eastAsia="Times New Roman" w:hAnsi="Times New Roman"/>
-          <w:color w:val="2a2a2a"/>
           <w:sz w:val="24"/>
           <w:szCs w:val="24"/>
         </w:rPr>
       </w:pPr>
       <w:r>
         <w:rPr>
-          <w:rFonts w:ascii="Times New Roman" w:cs="Times New Roman" w:eastAsia="Times New Roman" w:hAnsi="Times New Roman"/>
-          <w:color w:val="2a2a2a"/>
-          <w:sz w:val="24"/>
-          <w:szCs w:val="24"/>
-          <w:rtl w:val="0"/>
-        </w:rPr>
-        <w:t xml:space="preserve">CANTOS identifies tumor names from CTR and applies several methods  to standardize them. </w:t>
-      </w:r>
-      <w:r>
-        <w:rPr>
-          <w:rFonts w:ascii="Times New Roman" w:cs="Times New Roman" w:eastAsia="Times New Roman" w:hAnsi="Times New Roman"/>
-          <w:sz w:val="24"/>
-          <w:szCs w:val="24"/>
-          <w:highlight w:val="white"/>
-          <w:rtl w:val="0"/>
-        </w:rPr>
-        <w:t xml:space="preserve">While data submission guidelines exist, there are no enforced standards for tumor names in the conditions file. Prior studies have stressed standardization in trial design </w:t>
-      </w:r>
-      <w:hyperlink r:id="rId73">
-        <w:r>
-          <w:rPr>
-            <w:rFonts w:ascii="Times New Roman" w:cs="Times New Roman" w:eastAsia="Times New Roman" w:hAnsi="Times New Roman"/>
-            <w:b w:val="0"/>
-            <w:color w:val="000000"/>
-            <w:sz w:val="24"/>
-            <w:szCs w:val="24"/>
-            <w:highlight w:val="white"/>
-            <w:u w:val="none"/>
-            <w:rtl w:val="0"/>
-          </w:rPr>
-          <w:t xml:space="preserve">[126,127]</w:t>
-        </w:r>
-      </w:hyperlink>
-      <w:r>
-        <w:rPr>
-          <w:rFonts w:ascii="Times New Roman" w:cs="Times New Roman" w:eastAsia="Times New Roman" w:hAnsi="Times New Roman"/>
-          <w:sz w:val="24"/>
-          <w:szCs w:val="24"/>
-          <w:highlight w:val="white"/>
-          <w:rtl w:val="0"/>
-        </w:rPr>
-        <w:t xml:space="preserve"> and reproducibility</w:t>
-      </w:r>
-      <w:hyperlink r:id="rId74">
-        <w:r>
-          <w:rPr>
-            <w:rFonts w:ascii="Times New Roman" w:cs="Times New Roman" w:eastAsia="Times New Roman" w:hAnsi="Times New Roman"/>
-            <w:b w:val="0"/>
-            <w:color w:val="000000"/>
-            <w:sz w:val="24"/>
-            <w:szCs w:val="24"/>
-            <w:highlight w:val="white"/>
-            <w:u w:val="none"/>
-            <w:rtl w:val="0"/>
-          </w:rPr>
-          <w:t xml:space="preserve">[128]</w:t>
-        </w:r>
-      </w:hyperlink>
-      <w:r>
-        <w:rPr>
-          <w:rFonts w:ascii="Times New Roman" w:cs="Times New Roman" w:eastAsia="Times New Roman" w:hAnsi="Times New Roman"/>
-          <w:sz w:val="24"/>
-          <w:szCs w:val="24"/>
-          <w:highlight w:val="white"/>
-          <w:rtl w:val="0"/>
-        </w:rPr>
-        <w:t xml:space="preserve">, but not for tumor nomenclature. </w:t>
-      </w:r>
-      <w:r>
-        <w:rPr>
-          <w:rFonts w:ascii="Times New Roman" w:cs="Times New Roman" w:eastAsia="Times New Roman" w:hAnsi="Times New Roman"/>
-          <w:color w:val="2a2a2a"/>
-          <w:sz w:val="24"/>
-          <w:szCs w:val="24"/>
-          <w:rtl w:val="0"/>
-        </w:rPr>
-        <w:t xml:space="preserve"> CANTOS </w:t>
-      </w:r>
-      <w:r>
-        <w:rPr>
-          <w:rFonts w:ascii="Times New Roman" w:cs="Times New Roman" w:eastAsia="Times New Roman" w:hAnsi="Times New Roman"/>
-          <w:color w:val="2a2a2a"/>
-          <w:sz w:val="24"/>
-          <w:szCs w:val="24"/>
-          <w:highlight w:val="white"/>
-          <w:rtl w:val="0"/>
-        </w:rPr>
-        <w:t xml:space="preserve">tested</w:t>
-      </w:r>
-      <w:r>
-        <w:rPr>
-          <w:rFonts w:ascii="Times New Roman" w:cs="Times New Roman" w:eastAsia="Times New Roman" w:hAnsi="Times New Roman"/>
-          <w:color w:val="2a2a2a"/>
-          <w:sz w:val="24"/>
-          <w:szCs w:val="24"/>
-          <w:rtl w:val="0"/>
-        </w:rPr>
-        <w:t xml:space="preserve"> 36 standardization methods based on text-matching and embeddings. To assess accuracy,</w:t>
-      </w:r>
-      <w:r>
+          <w:rtl w:val="0"/>
+        </w:rPr>
+      </w:r>
+    </w:p>
+    <w:p>
+      <w:pPr>
+        <w:ind w:left="-540" w:firstLine="0"/>
         <w:rPr>
           <w:rFonts w:ascii="Times New Roman" w:cs="Times New Roman" w:eastAsia="Times New Roman" w:hAnsi="Times New Roman"/>
           <w:b w:val="1"/>
           <w:color w:val="2a2a2a"/>
-          <w:sz w:val="24"/>
-          <w:szCs w:val="24"/>
-          <w:rtl w:val="0"/>
-        </w:rPr>
-        <w:t xml:space="preserve"> </w:t>
-      </w:r>
-      <w:r>
-        <w:rPr>
-          <w:rFonts w:ascii="Times New Roman" w:cs="Times New Roman" w:eastAsia="Times New Roman" w:hAnsi="Times New Roman"/>
-          <w:color w:val="2a2a2a"/>
-          <w:sz w:val="24"/>
-          <w:szCs w:val="24"/>
-          <w:rtl w:val="0"/>
-        </w:rPr>
-        <w:t xml:space="preserve">1,600 names were randomly sampled and manually annotated using WHO-5th and WHO-all.</w:t>
+          <w:sz w:val="28"/>
+          <w:szCs w:val="28"/>
+          <w:highlight w:val="white"/>
+        </w:rPr>
+      </w:pPr>
+      <w:r>
+        <w:rPr>
+          <w:rFonts w:ascii="Times New Roman" w:cs="Times New Roman" w:eastAsia="Times New Roman" w:hAnsi="Times New Roman"/>
+          <w:b w:val="1"/>
+          <w:sz w:val="28"/>
+          <w:szCs w:val="28"/>
+          <w:highlight w:val="white"/>
+          <w:rtl w:val="0"/>
+        </w:rPr>
+        <w:t xml:space="preserve">Discussion</w:t>
+      </w:r>
+      <w:r>
+        <w:rPr>
+          <w:rtl w:val="0"/>
+        </w:rPr>
       </w:r>
     </w:p>
     <w:p>
@@ -5838,8 +5739,125 @@
       </w:pPr>
       <w:r>
         <w:rPr>
-          <w:rtl w:val="0"/>
-        </w:rPr>
+          <w:rFonts w:ascii="Times New Roman" w:cs="Times New Roman" w:eastAsia="Times New Roman" w:hAnsi="Times New Roman"/>
+          <w:color w:val="2a2a2a"/>
+          <w:sz w:val="24"/>
+          <w:szCs w:val="24"/>
+          <w:rtl w:val="0"/>
+        </w:rPr>
+        <w:t xml:space="preserve">CANTOS identifies tumor names from CTR and applies several methods  to standardize them. </w:t>
+      </w:r>
+      <w:r>
+        <w:rPr>
+          <w:rFonts w:ascii="Times New Roman" w:cs="Times New Roman" w:eastAsia="Times New Roman" w:hAnsi="Times New Roman"/>
+          <w:sz w:val="24"/>
+          <w:szCs w:val="24"/>
+          <w:highlight w:val="white"/>
+          <w:rtl w:val="0"/>
+        </w:rPr>
+        <w:t xml:space="preserve">While data submission guidelines exist, there are no enforced standards for tumor names in the conditions file. Prior studies have stressed standardization in trial design </w:t>
+      </w:r>
+      <w:hyperlink r:id="rId73">
+        <w:r>
+          <w:rPr>
+            <w:rFonts w:ascii="Times New Roman" w:cs="Times New Roman" w:eastAsia="Times New Roman" w:hAnsi="Times New Roman"/>
+            <w:b w:val="0"/>
+            <w:color w:val="000000"/>
+            <w:sz w:val="24"/>
+            <w:szCs w:val="24"/>
+            <w:highlight w:val="white"/>
+            <w:u w:val="none"/>
+            <w:rtl w:val="0"/>
+          </w:rPr>
+          <w:t xml:space="preserve">[126,127]</w:t>
+        </w:r>
+      </w:hyperlink>
+      <w:r>
+        <w:rPr>
+          <w:rFonts w:ascii="Times New Roman" w:cs="Times New Roman" w:eastAsia="Times New Roman" w:hAnsi="Times New Roman"/>
+          <w:sz w:val="24"/>
+          <w:szCs w:val="24"/>
+          <w:highlight w:val="white"/>
+          <w:rtl w:val="0"/>
+        </w:rPr>
+        <w:t xml:space="preserve"> and reproducibility</w:t>
+      </w:r>
+      <w:hyperlink r:id="rId74">
+        <w:r>
+          <w:rPr>
+            <w:rFonts w:ascii="Times New Roman" w:cs="Times New Roman" w:eastAsia="Times New Roman" w:hAnsi="Times New Roman"/>
+            <w:b w:val="0"/>
+            <w:color w:val="000000"/>
+            <w:sz w:val="24"/>
+            <w:szCs w:val="24"/>
+            <w:highlight w:val="white"/>
+            <w:u w:val="none"/>
+            <w:rtl w:val="0"/>
+          </w:rPr>
+          <w:t xml:space="preserve">[128]</w:t>
+        </w:r>
+      </w:hyperlink>
+      <w:r>
+        <w:rPr>
+          <w:rFonts w:ascii="Times New Roman" w:cs="Times New Roman" w:eastAsia="Times New Roman" w:hAnsi="Times New Roman"/>
+          <w:sz w:val="24"/>
+          <w:szCs w:val="24"/>
+          <w:highlight w:val="white"/>
+          <w:rtl w:val="0"/>
+        </w:rPr>
+        <w:t xml:space="preserve">, but not for tumor nomenclature. </w:t>
+      </w:r>
+      <w:r>
+        <w:rPr>
+          <w:rFonts w:ascii="Times New Roman" w:cs="Times New Roman" w:eastAsia="Times New Roman" w:hAnsi="Times New Roman"/>
+          <w:color w:val="2a2a2a"/>
+          <w:sz w:val="24"/>
+          <w:szCs w:val="24"/>
+          <w:rtl w:val="0"/>
+        </w:rPr>
+        <w:t xml:space="preserve"> CANTOS </w:t>
+      </w:r>
+      <w:r>
+        <w:rPr>
+          <w:rFonts w:ascii="Times New Roman" w:cs="Times New Roman" w:eastAsia="Times New Roman" w:hAnsi="Times New Roman"/>
+          <w:color w:val="2a2a2a"/>
+          <w:sz w:val="24"/>
+          <w:szCs w:val="24"/>
+          <w:highlight w:val="white"/>
+          <w:rtl w:val="0"/>
+        </w:rPr>
+        <w:t xml:space="preserve">tested</w:t>
+      </w:r>
+      <w:r>
+        <w:rPr>
+          <w:rFonts w:ascii="Times New Roman" w:cs="Times New Roman" w:eastAsia="Times New Roman" w:hAnsi="Times New Roman"/>
+          <w:color w:val="2a2a2a"/>
+          <w:sz w:val="24"/>
+          <w:szCs w:val="24"/>
+          <w:rtl w:val="0"/>
+        </w:rPr>
+        <w:t xml:space="preserve"> 36 standardization methods based on text-matching and text-embeddings. To assess accuracy,</w:t>
+      </w:r>
+      <w:r>
+        <w:rPr>
+          <w:rFonts w:ascii="Times New Roman" w:cs="Times New Roman" w:eastAsia="Times New Roman" w:hAnsi="Times New Roman"/>
+          <w:b w:val="1"/>
+          <w:color w:val="2a2a2a"/>
+          <w:sz w:val="24"/>
+          <w:szCs w:val="24"/>
+          <w:rtl w:val="0"/>
+        </w:rPr>
+        <w:t xml:space="preserve"> </w:t>
+      </w:r>
+      <w:r>
+        <w:rPr>
+          <w:rFonts w:ascii="Times New Roman" w:cs="Times New Roman" w:eastAsia="Times New Roman" w:hAnsi="Times New Roman"/>
+          <w:color w:val="2a2a2a"/>
+          <w:sz w:val="24"/>
+          <w:szCs w:val="24"/>
+          <w:rtl w:val="0"/>
+        </w:rPr>
+        <w:t xml:space="preserve">1,600 names were randomly sampled and manually annotated using WHO-5th and WHO-all.</w:t>
       </w:r>
     </w:p>
     <w:p>
@@ -5856,112 +5874,8 @@
       </w:pPr>
       <w:r>
         <w:rPr>
-          <w:rFonts w:ascii="Times New Roman" w:cs="Times New Roman" w:eastAsia="Times New Roman" w:hAnsi="Times New Roman"/>
-          <w:color w:val="2a2a2a"/>
-          <w:sz w:val="24"/>
-          <w:szCs w:val="24"/>
-          <w:rtl w:val="0"/>
-        </w:rPr>
-        <w:t xml:space="preserve">Text-matching methods achieved standardization accuracies of 21.6% – 30.3% (WHO</w:t>
-      </w:r>
-      <w:r>
-        <w:rPr>
-          <w:rFonts w:ascii="Times New Roman" w:cs="Times New Roman" w:eastAsia="Times New Roman" w:hAnsi="Times New Roman"/>
-          <w:sz w:val="24"/>
-          <w:szCs w:val="24"/>
-          <w:rtl w:val="0"/>
-        </w:rPr>
-        <w:t xml:space="preserve">-</w:t>
-      </w:r>
-      <w:r>
-        <w:rPr>
-          <w:rFonts w:ascii="Times New Roman" w:cs="Times New Roman" w:eastAsia="Times New Roman" w:hAnsi="Times New Roman"/>
-          <w:color w:val="2a2a2a"/>
-          <w:sz w:val="24"/>
-          <w:szCs w:val="24"/>
-          <w:rtl w:val="0"/>
-        </w:rPr>
-        <w:t xml:space="preserve">5th) and 22.7% – 32.6% (WHO</w:t>
-      </w:r>
-      <w:r>
-        <w:rPr>
-          <w:rFonts w:ascii="Times New Roman" w:cs="Times New Roman" w:eastAsia="Times New Roman" w:hAnsi="Times New Roman"/>
-          <w:sz w:val="24"/>
-          <w:szCs w:val="24"/>
-          <w:rtl w:val="0"/>
-        </w:rPr>
-        <w:t xml:space="preserve">-</w:t>
-      </w:r>
-      <w:r>
-        <w:rPr>
-          <w:rFonts w:ascii="Times New Roman" w:cs="Times New Roman" w:eastAsia="Times New Roman" w:hAnsi="Times New Roman"/>
-          <w:color w:val="2a2a2a"/>
-          <w:sz w:val="24"/>
-          <w:szCs w:val="24"/>
-          <w:rtl w:val="0"/>
-        </w:rPr>
-        <w:t xml:space="preserve">all). Consequently, all text-matching based  methods were classified as low-accuracy methods. In contrast, text-embedding methods showed a wider accuracy range from 13.7% – 67.8% (WHO</w:t>
-      </w:r>
-      <w:r>
-        <w:rPr>
-          <w:rFonts w:ascii="Times New Roman" w:cs="Times New Roman" w:eastAsia="Times New Roman" w:hAnsi="Times New Roman"/>
-          <w:sz w:val="24"/>
-          <w:szCs w:val="24"/>
-          <w:rtl w:val="0"/>
-        </w:rPr>
-        <w:t xml:space="preserve">-</w:t>
-      </w:r>
-      <w:r>
-        <w:rPr>
-          <w:rFonts w:ascii="Times New Roman" w:cs="Times New Roman" w:eastAsia="Times New Roman" w:hAnsi="Times New Roman"/>
-          <w:color w:val="2a2a2a"/>
-          <w:sz w:val="24"/>
-          <w:szCs w:val="24"/>
-          <w:rtl w:val="0"/>
-        </w:rPr>
-        <w:t xml:space="preserve">5th) and 15.4% – 69.1% (WHO-all). While text-matching captures only syntactic differences, embeddings capture both syntax and semantics, which explains the superior performance of some models. However, not all embedding methods outperformed text-matching; performance varied significantly by model. Despite this variance, rankings of text-embedding based methods remained consistent across both WHO editions (</w:t>
-      </w:r>
-      <w:r>
-        <w:rPr>
-          <w:rFonts w:ascii="Times New Roman" w:cs="Times New Roman" w:eastAsia="Times New Roman" w:hAnsi="Times New Roman"/>
-          <w:b w:val="1"/>
-          <w:color w:val="2a2a2a"/>
-          <w:sz w:val="24"/>
-          <w:szCs w:val="24"/>
-          <w:rtl w:val="0"/>
-        </w:rPr>
-        <w:t xml:space="preserve">Tables 1</w:t>
-      </w:r>
-      <w:r>
-        <w:rPr>
-          <w:rFonts w:ascii="Times New Roman" w:cs="Times New Roman" w:eastAsia="Times New Roman" w:hAnsi="Times New Roman"/>
-          <w:color w:val="2a2a2a"/>
-          <w:sz w:val="24"/>
-          <w:szCs w:val="24"/>
-          <w:rtl w:val="0"/>
-        </w:rPr>
-        <w:t xml:space="preserve"> and </w:t>
-      </w:r>
-      <w:r>
-        <w:rPr>
-          <w:rFonts w:ascii="Times New Roman" w:cs="Times New Roman" w:eastAsia="Times New Roman" w:hAnsi="Times New Roman"/>
-          <w:b w:val="1"/>
-          <w:color w:val="2a2a2a"/>
-          <w:sz w:val="24"/>
-          <w:szCs w:val="24"/>
-          <w:rtl w:val="0"/>
-        </w:rPr>
-        <w:t xml:space="preserve">2</w:t>
-      </w:r>
-      <w:r>
-        <w:rPr>
-          <w:rFonts w:ascii="Times New Roman" w:cs="Times New Roman" w:eastAsia="Times New Roman" w:hAnsi="Times New Roman"/>
-          <w:color w:val="2a2a2a"/>
-          <w:sz w:val="24"/>
-          <w:szCs w:val="24"/>
-          <w:rtl w:val="0"/>
-        </w:rPr>
-        <w:t xml:space="preserve">).</w:t>
+          <w:rtl w:val="0"/>
+        </w:rPr>
       </w:r>
     </w:p>
     <w:p>
@@ -5978,8 +5892,112 @@
       </w:pPr>
       <w:r>
         <w:rPr>
-          <w:rtl w:val="0"/>
-        </w:rPr>
+          <w:rFonts w:ascii="Times New Roman" w:cs="Times New Roman" w:eastAsia="Times New Roman" w:hAnsi="Times New Roman"/>
+          <w:color w:val="2a2a2a"/>
+          <w:sz w:val="24"/>
+          <w:szCs w:val="24"/>
+          <w:rtl w:val="0"/>
+        </w:rPr>
+        <w:t xml:space="preserve">Text-matching methods achieved standardization accuracies of 21.6% – 30.3% (WHO</w:t>
+      </w:r>
+      <w:r>
+        <w:rPr>
+          <w:rFonts w:ascii="Times New Roman" w:cs="Times New Roman" w:eastAsia="Times New Roman" w:hAnsi="Times New Roman"/>
+          <w:sz w:val="24"/>
+          <w:szCs w:val="24"/>
+          <w:rtl w:val="0"/>
+        </w:rPr>
+        <w:t xml:space="preserve">-</w:t>
+      </w:r>
+      <w:r>
+        <w:rPr>
+          <w:rFonts w:ascii="Times New Roman" w:cs="Times New Roman" w:eastAsia="Times New Roman" w:hAnsi="Times New Roman"/>
+          <w:color w:val="2a2a2a"/>
+          <w:sz w:val="24"/>
+          <w:szCs w:val="24"/>
+          <w:rtl w:val="0"/>
+        </w:rPr>
+        <w:t xml:space="preserve">5th) and 22.7% – 32.6% (WHO</w:t>
+      </w:r>
+      <w:r>
+        <w:rPr>
+          <w:rFonts w:ascii="Times New Roman" w:cs="Times New Roman" w:eastAsia="Times New Roman" w:hAnsi="Times New Roman"/>
+          <w:sz w:val="24"/>
+          <w:szCs w:val="24"/>
+          <w:rtl w:val="0"/>
+        </w:rPr>
+        <w:t xml:space="preserve">-</w:t>
+      </w:r>
+      <w:r>
+        <w:rPr>
+          <w:rFonts w:ascii="Times New Roman" w:cs="Times New Roman" w:eastAsia="Times New Roman" w:hAnsi="Times New Roman"/>
+          <w:color w:val="2a2a2a"/>
+          <w:sz w:val="24"/>
+          <w:szCs w:val="24"/>
+          <w:rtl w:val="0"/>
+        </w:rPr>
+        <w:t xml:space="preserve">all). Consequently, all text-matching based  methods were classified as low-accuracy methods. In contrast, text-embedding methods showed a wider accuracy range from 13.7% – 67.8% (WHO</w:t>
+      </w:r>
+      <w:r>
+        <w:rPr>
+          <w:rFonts w:ascii="Times New Roman" w:cs="Times New Roman" w:eastAsia="Times New Roman" w:hAnsi="Times New Roman"/>
+          <w:sz w:val="24"/>
+          <w:szCs w:val="24"/>
+          <w:rtl w:val="0"/>
+        </w:rPr>
+        <w:t xml:space="preserve">-</w:t>
+      </w:r>
+      <w:r>
+        <w:rPr>
+          <w:rFonts w:ascii="Times New Roman" w:cs="Times New Roman" w:eastAsia="Times New Roman" w:hAnsi="Times New Roman"/>
+          <w:color w:val="2a2a2a"/>
+          <w:sz w:val="24"/>
+          <w:szCs w:val="24"/>
+          <w:rtl w:val="0"/>
+        </w:rPr>
+        <w:t xml:space="preserve">5th) and 15.4% – 69.1% (WHO-all). While text-matching captures only syntactic differences, embeddings capture both syntax and semantics, which explains the superior performance of some models. However, not all embedding methods outperformed text-matching; performance varied significantly by model. Despite this variance, rankings of text-embedding based methods remained consistent across both WHO editions (</w:t>
+      </w:r>
+      <w:r>
+        <w:rPr>
+          <w:rFonts w:ascii="Times New Roman" w:cs="Times New Roman" w:eastAsia="Times New Roman" w:hAnsi="Times New Roman"/>
+          <w:b w:val="1"/>
+          <w:color w:val="2a2a2a"/>
+          <w:sz w:val="24"/>
+          <w:szCs w:val="24"/>
+          <w:rtl w:val="0"/>
+        </w:rPr>
+        <w:t xml:space="preserve">Tables 1</w:t>
+      </w:r>
+      <w:r>
+        <w:rPr>
+          <w:rFonts w:ascii="Times New Roman" w:cs="Times New Roman" w:eastAsia="Times New Roman" w:hAnsi="Times New Roman"/>
+          <w:color w:val="2a2a2a"/>
+          <w:sz w:val="24"/>
+          <w:szCs w:val="24"/>
+          <w:rtl w:val="0"/>
+        </w:rPr>
+        <w:t xml:space="preserve"> and </w:t>
+      </w:r>
+      <w:r>
+        <w:rPr>
+          <w:rFonts w:ascii="Times New Roman" w:cs="Times New Roman" w:eastAsia="Times New Roman" w:hAnsi="Times New Roman"/>
+          <w:b w:val="1"/>
+          <w:color w:val="2a2a2a"/>
+          <w:sz w:val="24"/>
+          <w:szCs w:val="24"/>
+          <w:rtl w:val="0"/>
+        </w:rPr>
+        <w:t xml:space="preserve">2</w:t>
+      </w:r>
+      <w:r>
+        <w:rPr>
+          <w:rFonts w:ascii="Times New Roman" w:cs="Times New Roman" w:eastAsia="Times New Roman" w:hAnsi="Times New Roman"/>
+          <w:color w:val="2a2a2a"/>
+          <w:sz w:val="24"/>
+          <w:szCs w:val="24"/>
+          <w:rtl w:val="0"/>
+        </w:rPr>
+        <w:t xml:space="preserve">).</w:t>
       </w:r>
     </w:p>
     <w:p>
@@ -5996,203 +6014,8 @@
       </w:pPr>
       <w:r>
         <w:rPr>
-          <w:rFonts w:ascii="Times New Roman" w:cs="Times New Roman" w:eastAsia="Times New Roman" w:hAnsi="Times New Roman"/>
-          <w:color w:val="2a2a2a"/>
-          <w:sz w:val="24"/>
-          <w:szCs w:val="24"/>
-          <w:rtl w:val="0"/>
-        </w:rPr>
-        <w:t xml:space="preserve">When standardizing against either WHO-5th or WHO-all, methods based on text-embeddings generated from the models LTE-3, ADA-002, </w:t>
-      </w:r>
-      <w:r>
-        <w:rPr>
-          <w:rFonts w:ascii="Times New Roman" w:cs="Times New Roman" w:eastAsia="Times New Roman" w:hAnsi="Times New Roman"/>
-          <w:sz w:val="24"/>
-          <w:szCs w:val="24"/>
-          <w:rtl w:val="0"/>
-        </w:rPr>
-        <w:t xml:space="preserve">all-MiniLM-L12-v2</w:t>
-      </w:r>
-      <w:r>
-        <w:rPr>
-          <w:rFonts w:ascii="Times New Roman" w:cs="Times New Roman" w:eastAsia="Times New Roman" w:hAnsi="Times New Roman"/>
-          <w:color w:val="2a2a2a"/>
-          <w:sz w:val="24"/>
-          <w:szCs w:val="24"/>
-          <w:rtl w:val="0"/>
-        </w:rPr>
-        <w:t xml:space="preserve">, </w:t>
-      </w:r>
-      <w:r>
-        <w:rPr>
-          <w:rFonts w:ascii="Times New Roman" w:cs="Times New Roman" w:eastAsia="Times New Roman" w:hAnsi="Times New Roman"/>
-          <w:sz w:val="24"/>
-          <w:szCs w:val="24"/>
-          <w:rtl w:val="0"/>
-        </w:rPr>
-        <w:t xml:space="preserve">all-MiniLM-L6-v2</w:t>
-      </w:r>
-      <w:r>
-        <w:rPr>
-          <w:rFonts w:ascii="Times New Roman" w:cs="Times New Roman" w:eastAsia="Times New Roman" w:hAnsi="Times New Roman"/>
-          <w:color w:val="2a2a2a"/>
-          <w:sz w:val="24"/>
-          <w:szCs w:val="24"/>
-          <w:rtl w:val="0"/>
-        </w:rPr>
-        <w:t xml:space="preserve">, </w:t>
-      </w:r>
-      <w:r>
-        <w:rPr>
-          <w:rFonts w:ascii="Times New Roman" w:cs="Times New Roman" w:eastAsia="Times New Roman" w:hAnsi="Times New Roman"/>
-          <w:sz w:val="24"/>
-          <w:szCs w:val="24"/>
-          <w:rtl w:val="0"/>
-        </w:rPr>
-        <w:t xml:space="preserve">e5-large</w:t>
-      </w:r>
-      <w:r>
-        <w:rPr>
-          <w:rFonts w:ascii="Times New Roman" w:cs="Times New Roman" w:eastAsia="Times New Roman" w:hAnsi="Times New Roman"/>
-          <w:color w:val="2a2a2a"/>
-          <w:sz w:val="24"/>
-          <w:szCs w:val="24"/>
-          <w:rtl w:val="0"/>
-        </w:rPr>
-        <w:t xml:space="preserve">, </w:t>
-      </w:r>
-      <w:r>
-        <w:rPr>
-          <w:rFonts w:ascii="Times New Roman" w:cs="Times New Roman" w:eastAsia="Times New Roman" w:hAnsi="Times New Roman"/>
-          <w:sz w:val="24"/>
-          <w:szCs w:val="24"/>
-          <w:rtl w:val="0"/>
-        </w:rPr>
-        <w:t xml:space="preserve">all-mpnet-base-v2</w:t>
-      </w:r>
-      <w:r>
-        <w:rPr>
-          <w:rFonts w:ascii="Times New Roman" w:cs="Times New Roman" w:eastAsia="Times New Roman" w:hAnsi="Times New Roman"/>
-          <w:color w:val="2a2a2a"/>
-          <w:sz w:val="24"/>
-          <w:szCs w:val="24"/>
-          <w:rtl w:val="0"/>
-        </w:rPr>
-        <w:t xml:space="preserve">, and nomic achieved a minimum standardization accuracy of at least 60.2% and were consequently classified as high-accuracy methods. The highest standardization accuracy is obtained by the methods LTE-3+Euclidean Dist when standardizing against WHO-all and by </w:t>
-      </w:r>
-      <w:r>
-        <w:rPr>
-          <w:rFonts w:ascii="Times New Roman" w:cs="Times New Roman" w:eastAsia="Times New Roman" w:hAnsi="Times New Roman"/>
-          <w:sz w:val="24"/>
-          <w:szCs w:val="24"/>
-          <w:rtl w:val="0"/>
-        </w:rPr>
-        <w:t xml:space="preserve">all-MiniLM-L12-v2</w:t>
-      </w:r>
-      <w:r>
-        <w:rPr>
-          <w:rFonts w:ascii="Times New Roman" w:cs="Times New Roman" w:eastAsia="Times New Roman" w:hAnsi="Times New Roman"/>
-          <w:color w:val="2a2a2a"/>
-          <w:sz w:val="24"/>
-          <w:szCs w:val="24"/>
-          <w:rtl w:val="0"/>
-        </w:rPr>
-        <w:t xml:space="preserve">+Euclidean Dist when standardizing against WHO-5th. Methods based on the models </w:t>
-      </w:r>
-      <w:r>
-        <w:rPr>
-          <w:rFonts w:ascii="Times New Roman" w:cs="Times New Roman" w:eastAsia="Times New Roman" w:hAnsi="Times New Roman"/>
-          <w:sz w:val="24"/>
-          <w:szCs w:val="24"/>
-          <w:rtl w:val="0"/>
-        </w:rPr>
-        <w:t xml:space="preserve">all-roberta-large-v1</w:t>
-      </w:r>
-      <w:r>
-        <w:rPr>
-          <w:rFonts w:ascii="Times New Roman" w:cs="Times New Roman" w:eastAsia="Times New Roman" w:hAnsi="Times New Roman"/>
-          <w:color w:val="2a2a2a"/>
-          <w:sz w:val="24"/>
-          <w:szCs w:val="24"/>
-          <w:rtl w:val="0"/>
-        </w:rPr>
-        <w:t xml:space="preserve">, </w:t>
-      </w:r>
-      <w:r>
-        <w:rPr>
-          <w:rFonts w:ascii="Times New Roman" w:cs="Times New Roman" w:eastAsia="Times New Roman" w:hAnsi="Times New Roman"/>
-          <w:sz w:val="24"/>
-          <w:szCs w:val="24"/>
-          <w:rtl w:val="0"/>
-        </w:rPr>
-        <w:t xml:space="preserve">gtr-t5-large</w:t>
-      </w:r>
-      <w:r>
-        <w:rPr>
-          <w:rFonts w:ascii="Times New Roman" w:cs="Times New Roman" w:eastAsia="Times New Roman" w:hAnsi="Times New Roman"/>
-          <w:color w:val="2a2a2a"/>
-          <w:sz w:val="24"/>
-          <w:szCs w:val="24"/>
-          <w:rtl w:val="0"/>
-        </w:rPr>
-        <w:t xml:space="preserve">, </w:t>
-      </w:r>
-      <w:r>
-        <w:rPr>
-          <w:rFonts w:ascii="Times New Roman" w:cs="Times New Roman" w:eastAsia="Times New Roman" w:hAnsi="Times New Roman"/>
-          <w:sz w:val="24"/>
-          <w:szCs w:val="24"/>
-          <w:rtl w:val="0"/>
-        </w:rPr>
-        <w:t xml:space="preserve">embed-english-v2.0</w:t>
-      </w:r>
-      <w:r>
-        <w:rPr>
-          <w:rFonts w:ascii="Times New Roman" w:cs="Times New Roman" w:eastAsia="Times New Roman" w:hAnsi="Times New Roman"/>
-          <w:color w:val="2a2a2a"/>
-          <w:sz w:val="24"/>
-          <w:szCs w:val="24"/>
-          <w:rtl w:val="0"/>
-        </w:rPr>
-        <w:t xml:space="preserve">, and </w:t>
-      </w:r>
-      <w:r>
-        <w:rPr>
-          <w:rFonts w:ascii="Times New Roman" w:cs="Times New Roman" w:eastAsia="Times New Roman" w:hAnsi="Times New Roman"/>
-          <w:sz w:val="24"/>
-          <w:szCs w:val="24"/>
-          <w:rtl w:val="0"/>
-        </w:rPr>
-        <w:t xml:space="preserve">e5-large-v2</w:t>
-      </w:r>
-      <w:r>
-        <w:rPr>
-          <w:rFonts w:ascii="Times New Roman" w:cs="Times New Roman" w:eastAsia="Times New Roman" w:hAnsi="Times New Roman"/>
-          <w:color w:val="2a2a2a"/>
-          <w:sz w:val="24"/>
-          <w:szCs w:val="24"/>
-          <w:rtl w:val="0"/>
-        </w:rPr>
-        <w:t xml:space="preserve"> are classified as intermediate-accuracy methods for both WHO-5th and WHO-all. SapBERT was classified as both an intermediate and low-accuracy method as its standardization accuracy was 51.7% against WHO-5th and 47.9% against WHO-all. The low-accuracy text-embedding methods were based on models such as </w:t>
-      </w:r>
-      <w:r>
-        <w:rPr>
-          <w:rFonts w:ascii="Times New Roman" w:cs="Times New Roman" w:eastAsia="Times New Roman" w:hAnsi="Times New Roman"/>
-          <w:sz w:val="24"/>
-          <w:szCs w:val="24"/>
-          <w:rtl w:val="0"/>
-        </w:rPr>
-        <w:t xml:space="preserve">Llama3.3_70B, Llama3.2_3B, Llama3.0, MedLlama2, MedLlama_13B, BioBERT, SciBERT, PubMedBERT, ModernBERT, Phi-4 and  DeepSeek_8B. </w:t>
-      </w:r>
-      <w:r>
-        <w:rPr>
-          <w:rFonts w:ascii="Times New Roman" w:cs="Times New Roman" w:eastAsia="Times New Roman" w:hAnsi="Times New Roman"/>
-          <w:color w:val="2a2a2a"/>
-          <w:sz w:val="24"/>
-          <w:szCs w:val="24"/>
-          <w:rtl w:val="0"/>
-        </w:rPr>
-        <w:t xml:space="preserve">The standardization accuracies of the low-accuracy models were either comparable or poorer compared to the text-matching methods. </w:t>
+          <w:rtl w:val="0"/>
+        </w:rPr>
       </w:r>
     </w:p>
     <w:p>
@@ -6209,8 +6032,203 @@
       </w:pPr>
       <w:r>
         <w:rPr>
-          <w:rtl w:val="0"/>
-        </w:rPr>
+          <w:rFonts w:ascii="Times New Roman" w:cs="Times New Roman" w:eastAsia="Times New Roman" w:hAnsi="Times New Roman"/>
+          <w:color w:val="2a2a2a"/>
+          <w:sz w:val="24"/>
+          <w:szCs w:val="24"/>
+          <w:rtl w:val="0"/>
+        </w:rPr>
+        <w:t xml:space="preserve">When standardizing against either WHO-5th or WHO-all, methods based on text-embeddings generated from the models LTE-3, ADA-002, </w:t>
+      </w:r>
+      <w:r>
+        <w:rPr>
+          <w:rFonts w:ascii="Times New Roman" w:cs="Times New Roman" w:eastAsia="Times New Roman" w:hAnsi="Times New Roman"/>
+          <w:sz w:val="24"/>
+          <w:szCs w:val="24"/>
+          <w:rtl w:val="0"/>
+        </w:rPr>
+        <w:t xml:space="preserve">all-MiniLM-L12-v2</w:t>
+      </w:r>
+      <w:r>
+        <w:rPr>
+          <w:rFonts w:ascii="Times New Roman" w:cs="Times New Roman" w:eastAsia="Times New Roman" w:hAnsi="Times New Roman"/>
+          <w:color w:val="2a2a2a"/>
+          <w:sz w:val="24"/>
+          <w:szCs w:val="24"/>
+          <w:rtl w:val="0"/>
+        </w:rPr>
+        <w:t xml:space="preserve">, </w:t>
+      </w:r>
+      <w:r>
+        <w:rPr>
+          <w:rFonts w:ascii="Times New Roman" w:cs="Times New Roman" w:eastAsia="Times New Roman" w:hAnsi="Times New Roman"/>
+          <w:sz w:val="24"/>
+          <w:szCs w:val="24"/>
+          <w:rtl w:val="0"/>
+        </w:rPr>
+        <w:t xml:space="preserve">all-MiniLM-L6-v2</w:t>
+      </w:r>
+      <w:r>
+        <w:rPr>
+          <w:rFonts w:ascii="Times New Roman" w:cs="Times New Roman" w:eastAsia="Times New Roman" w:hAnsi="Times New Roman"/>
+          <w:color w:val="2a2a2a"/>
+          <w:sz w:val="24"/>
+          <w:szCs w:val="24"/>
+          <w:rtl w:val="0"/>
+        </w:rPr>
+        <w:t xml:space="preserve">, </w:t>
+      </w:r>
+      <w:r>
+        <w:rPr>
+          <w:rFonts w:ascii="Times New Roman" w:cs="Times New Roman" w:eastAsia="Times New Roman" w:hAnsi="Times New Roman"/>
+          <w:sz w:val="24"/>
+          <w:szCs w:val="24"/>
+          <w:rtl w:val="0"/>
+        </w:rPr>
+        <w:t xml:space="preserve">e5-large</w:t>
+      </w:r>
+      <w:r>
+        <w:rPr>
+          <w:rFonts w:ascii="Times New Roman" w:cs="Times New Roman" w:eastAsia="Times New Roman" w:hAnsi="Times New Roman"/>
+          <w:color w:val="2a2a2a"/>
+          <w:sz w:val="24"/>
+          <w:szCs w:val="24"/>
+          <w:rtl w:val="0"/>
+        </w:rPr>
+        <w:t xml:space="preserve">, </w:t>
+      </w:r>
+      <w:r>
+        <w:rPr>
+          <w:rFonts w:ascii="Times New Roman" w:cs="Times New Roman" w:eastAsia="Times New Roman" w:hAnsi="Times New Roman"/>
+          <w:sz w:val="24"/>
+          <w:szCs w:val="24"/>
+          <w:rtl w:val="0"/>
+        </w:rPr>
+        <w:t xml:space="preserve">all-mpnet-base-v2</w:t>
+      </w:r>
+      <w:r>
+        <w:rPr>
+          <w:rFonts w:ascii="Times New Roman" w:cs="Times New Roman" w:eastAsia="Times New Roman" w:hAnsi="Times New Roman"/>
+          <w:color w:val="2a2a2a"/>
+          <w:sz w:val="24"/>
+          <w:szCs w:val="24"/>
+          <w:rtl w:val="0"/>
+        </w:rPr>
+        <w:t xml:space="preserve">, and nomic achieved a minimum standardization accuracy of at least 60.2% and were consequently classified as high-accuracy methods. The highest standardization accuracy is obtained by the methods LTE-3+Euclidean Dist when standardizing against WHO-all and by </w:t>
+      </w:r>
+      <w:r>
+        <w:rPr>
+          <w:rFonts w:ascii="Times New Roman" w:cs="Times New Roman" w:eastAsia="Times New Roman" w:hAnsi="Times New Roman"/>
+          <w:sz w:val="24"/>
+          <w:szCs w:val="24"/>
+          <w:rtl w:val="0"/>
+        </w:rPr>
+        <w:t xml:space="preserve">all-MiniLM-L12-v2</w:t>
+      </w:r>
+      <w:r>
+        <w:rPr>
+          <w:rFonts w:ascii="Times New Roman" w:cs="Times New Roman" w:eastAsia="Times New Roman" w:hAnsi="Times New Roman"/>
+          <w:color w:val="2a2a2a"/>
+          <w:sz w:val="24"/>
+          <w:szCs w:val="24"/>
+          <w:rtl w:val="0"/>
+        </w:rPr>
+        <w:t xml:space="preserve">+Euclidean Dist when standardizing against WHO-5th. Methods based on the models </w:t>
+      </w:r>
+      <w:r>
+        <w:rPr>
+          <w:rFonts w:ascii="Times New Roman" w:cs="Times New Roman" w:eastAsia="Times New Roman" w:hAnsi="Times New Roman"/>
+          <w:sz w:val="24"/>
+          <w:szCs w:val="24"/>
+          <w:rtl w:val="0"/>
+        </w:rPr>
+        <w:t xml:space="preserve">all-roberta-large-v1</w:t>
+      </w:r>
+      <w:r>
+        <w:rPr>
+          <w:rFonts w:ascii="Times New Roman" w:cs="Times New Roman" w:eastAsia="Times New Roman" w:hAnsi="Times New Roman"/>
+          <w:color w:val="2a2a2a"/>
+          <w:sz w:val="24"/>
+          <w:szCs w:val="24"/>
+          <w:rtl w:val="0"/>
+        </w:rPr>
+        <w:t xml:space="preserve">, </w:t>
+      </w:r>
+      <w:r>
+        <w:rPr>
+          <w:rFonts w:ascii="Times New Roman" w:cs="Times New Roman" w:eastAsia="Times New Roman" w:hAnsi="Times New Roman"/>
+          <w:sz w:val="24"/>
+          <w:szCs w:val="24"/>
+          <w:rtl w:val="0"/>
+        </w:rPr>
+        <w:t xml:space="preserve">gtr-t5-large</w:t>
+      </w:r>
+      <w:r>
+        <w:rPr>
+          <w:rFonts w:ascii="Times New Roman" w:cs="Times New Roman" w:eastAsia="Times New Roman" w:hAnsi="Times New Roman"/>
+          <w:color w:val="2a2a2a"/>
+          <w:sz w:val="24"/>
+          <w:szCs w:val="24"/>
+          <w:rtl w:val="0"/>
+        </w:rPr>
+        <w:t xml:space="preserve">, </w:t>
+      </w:r>
+      <w:r>
+        <w:rPr>
+          <w:rFonts w:ascii="Times New Roman" w:cs="Times New Roman" w:eastAsia="Times New Roman" w:hAnsi="Times New Roman"/>
+          <w:sz w:val="24"/>
+          <w:szCs w:val="24"/>
+          <w:rtl w:val="0"/>
+        </w:rPr>
+        <w:t xml:space="preserve">embed-english-v2.0</w:t>
+      </w:r>
+      <w:r>
+        <w:rPr>
+          <w:rFonts w:ascii="Times New Roman" w:cs="Times New Roman" w:eastAsia="Times New Roman" w:hAnsi="Times New Roman"/>
+          <w:color w:val="2a2a2a"/>
+          <w:sz w:val="24"/>
+          <w:szCs w:val="24"/>
+          <w:rtl w:val="0"/>
+        </w:rPr>
+        <w:t xml:space="preserve">, and </w:t>
+      </w:r>
+      <w:r>
+        <w:rPr>
+          <w:rFonts w:ascii="Times New Roman" w:cs="Times New Roman" w:eastAsia="Times New Roman" w:hAnsi="Times New Roman"/>
+          <w:sz w:val="24"/>
+          <w:szCs w:val="24"/>
+          <w:rtl w:val="0"/>
+        </w:rPr>
+        <w:t xml:space="preserve">e5-large-v2</w:t>
+      </w:r>
+      <w:r>
+        <w:rPr>
+          <w:rFonts w:ascii="Times New Roman" w:cs="Times New Roman" w:eastAsia="Times New Roman" w:hAnsi="Times New Roman"/>
+          <w:color w:val="2a2a2a"/>
+          <w:sz w:val="24"/>
+          <w:szCs w:val="24"/>
+          <w:rtl w:val="0"/>
+        </w:rPr>
+        <w:t xml:space="preserve"> are classified as intermediate-accuracy methods for both WHO-5th and WHO-all. SapBERT was classified as both an intermediate and low-accuracy method as its standardization accuracy was 51.7% against WHO-5th and 47.9% against WHO-all. The low-accuracy text-embedding methods were based on models such as </w:t>
+      </w:r>
+      <w:r>
+        <w:rPr>
+          <w:rFonts w:ascii="Times New Roman" w:cs="Times New Roman" w:eastAsia="Times New Roman" w:hAnsi="Times New Roman"/>
+          <w:sz w:val="24"/>
+          <w:szCs w:val="24"/>
+          <w:rtl w:val="0"/>
+        </w:rPr>
+        <w:t xml:space="preserve">Llama3.3_70B, Llama3.2_3B, Llama3.0, MedLlama2, MedLlama_13B, BioBERT, SciBERT, PubMedBERT, ModernBERT, Phi-4 and  DeepSeek_8B. </w:t>
+      </w:r>
+      <w:r>
+        <w:rPr>
+          <w:rFonts w:ascii="Times New Roman" w:cs="Times New Roman" w:eastAsia="Times New Roman" w:hAnsi="Times New Roman"/>
+          <w:color w:val="2a2a2a"/>
+          <w:sz w:val="24"/>
+          <w:szCs w:val="24"/>
+          <w:rtl w:val="0"/>
+        </w:rPr>
+        <w:t xml:space="preserve">The standardization accuracies of the low-accuracy models were either comparable or poorer compared to the text-matching methods. </w:t>
       </w:r>
     </w:p>
     <w:p>
@@ -6227,34 +6245,8 @@
       </w:pPr>
       <w:r>
         <w:rPr>
-          <w:rFonts w:ascii="Times New Roman" w:cs="Times New Roman" w:eastAsia="Times New Roman" w:hAnsi="Times New Roman"/>
-          <w:color w:val="2a2a2a"/>
-          <w:sz w:val="24"/>
-          <w:szCs w:val="24"/>
-          <w:rtl w:val="0"/>
-        </w:rPr>
-        <w:t xml:space="preserve">CANTOS standardizes CTR tumor names using either closest match or clustering, applied to both text-matching and text-embedding methods. For text-embedding methods, we observed that clustering based approaches did not improve accuracy over their closest match counterparts methods. This was also the case for most text-matching methods, except for the method cosine+AP  which had a marginally higher accuracy compared to cosine distance when standardized against WHO-5th (</w:t>
-      </w:r>
-      <w:r>
-        <w:rPr>
-          <w:rFonts w:ascii="Times New Roman" w:cs="Times New Roman" w:eastAsia="Times New Roman" w:hAnsi="Times New Roman"/>
-          <w:b w:val="1"/>
-          <w:color w:val="2a2a2a"/>
-          <w:sz w:val="24"/>
-          <w:szCs w:val="24"/>
-          <w:rtl w:val="0"/>
-        </w:rPr>
-        <w:t xml:space="preserve">Table 2</w:t>
-      </w:r>
-      <w:r>
-        <w:rPr>
-          <w:rFonts w:ascii="Times New Roman" w:cs="Times New Roman" w:eastAsia="Times New Roman" w:hAnsi="Times New Roman"/>
-          <w:color w:val="2a2a2a"/>
-          <w:sz w:val="24"/>
-          <w:szCs w:val="24"/>
-          <w:rtl w:val="0"/>
-        </w:rPr>
-        <w:t xml:space="preserve">). Closest match methods are also simpler and faster, avoiding additional clustering steps such as cluster size analysis, or outlier detection.</w:t>
+          <w:rtl w:val="0"/>
+        </w:rPr>
       </w:r>
     </w:p>
     <w:p>
@@ -6271,8 +6263,34 @@
       </w:pPr>
       <w:r>
         <w:rPr>
-          <w:rtl w:val="0"/>
-        </w:rPr>
+          <w:rFonts w:ascii="Times New Roman" w:cs="Times New Roman" w:eastAsia="Times New Roman" w:hAnsi="Times New Roman"/>
+          <w:color w:val="2a2a2a"/>
+          <w:sz w:val="24"/>
+          <w:szCs w:val="24"/>
+          <w:rtl w:val="0"/>
+        </w:rPr>
+        <w:t xml:space="preserve">CANTOS standardizes CTR tumor names using either closest match or clustering approaches, applied to both text-matching and text-embedding methods. For text-embedding methods, we observed that clustering based approaches did not improve accuracy over their closest match counterparts. This was also the case for most text-matching methods, except for the method cosine+AP  which had a marginally higher accuracy compared to cosine distance when standardized against WHO-5th (</w:t>
+      </w:r>
+      <w:r>
+        <w:rPr>
+          <w:rFonts w:ascii="Times New Roman" w:cs="Times New Roman" w:eastAsia="Times New Roman" w:hAnsi="Times New Roman"/>
+          <w:b w:val="1"/>
+          <w:color w:val="2a2a2a"/>
+          <w:sz w:val="24"/>
+          <w:szCs w:val="24"/>
+          <w:rtl w:val="0"/>
+        </w:rPr>
+        <w:t xml:space="preserve">Table 2</w:t>
+      </w:r>
+      <w:r>
+        <w:rPr>
+          <w:rFonts w:ascii="Times New Roman" w:cs="Times New Roman" w:eastAsia="Times New Roman" w:hAnsi="Times New Roman"/>
+          <w:color w:val="2a2a2a"/>
+          <w:sz w:val="24"/>
+          <w:szCs w:val="24"/>
+          <w:rtl w:val="0"/>
+        </w:rPr>
+        <w:t xml:space="preserve">). Closest match methods are also simpler and faster, avoiding additional clustering steps such as cluster size analysis, or outlier detection.</w:t>
       </w:r>
     </w:p>
     <w:p>
@@ -6282,78 +6300,11 @@
         <w:jc w:val="both"/>
         <w:rPr>
           <w:rFonts w:ascii="Times New Roman" w:cs="Times New Roman" w:eastAsia="Times New Roman" w:hAnsi="Times New Roman"/>
-          <w:sz w:val="28"/>
-          <w:szCs w:val="28"/>
-          <w:highlight w:val="white"/>
+          <w:color w:val="2a2a2a"/>
+          <w:sz w:val="24"/>
+          <w:szCs w:val="24"/>
         </w:rPr>
       </w:pPr>
-      <w:r>
-        <w:rPr>
-          <w:rFonts w:ascii="Times New Roman" w:cs="Times New Roman" w:eastAsia="Times New Roman" w:hAnsi="Times New Roman"/>
-          <w:color w:val="2a2a2a"/>
-          <w:sz w:val="24"/>
-          <w:szCs w:val="24"/>
-          <w:rtl w:val="0"/>
-        </w:rPr>
-        <w:t xml:space="preserve">To improve standardization accuracy, we implemented a majority vote approach by selecting three methods classified as high-accuracy methods. We selected the methods based on lowest AMI  to maximize prediction diversity. Since only 11 methods were classified as high accuracy for both WHO-5th and WHO-all there were a total of 165 </w:t>
-      </w:r>
-      <w:r>
-        <w:rPr>
-          <w:rFonts w:ascii="Times New Roman" w:cs="Times New Roman" w:eastAsia="Times New Roman" w:hAnsi="Times New Roman"/>
-          <w:sz w:val="24"/>
-          <w:szCs w:val="24"/>
-          <w:rtl w:val="0"/>
-        </w:rPr>
-        <w:t xml:space="preserve"> (</w:t>
-      </w:r>
-      <w:r>
-        <w:rPr>
-          <w:rFonts w:ascii="Times New Roman" w:cs="Times New Roman" w:eastAsia="Times New Roman" w:hAnsi="Times New Roman"/>
-          <w:sz w:val="24"/>
-          <w:szCs w:val="24"/>
-          <w:vertAlign w:val="superscript"/>
-          <w:rtl w:val="0"/>
-        </w:rPr>
-        <w:t xml:space="preserve">11</w:t>
-      </w:r>
-      <w:r>
-        <w:rPr>
-          <w:rFonts w:ascii="Times New Roman" w:cs="Times New Roman" w:eastAsia="Times New Roman" w:hAnsi="Times New Roman"/>
-          <w:sz w:val="24"/>
-          <w:szCs w:val="24"/>
-          <w:rtl w:val="0"/>
-        </w:rPr>
-        <w:t xml:space="preserve">C</w:t>
-      </w:r>
-      <w:r>
-        <w:rPr>
-          <w:rFonts w:ascii="Times New Roman" w:cs="Times New Roman" w:eastAsia="Times New Roman" w:hAnsi="Times New Roman"/>
-          <w:sz w:val="24"/>
-          <w:szCs w:val="24"/>
-          <w:vertAlign w:val="subscript"/>
-          <w:rtl w:val="0"/>
-        </w:rPr>
-        <w:t xml:space="preserve">3</w:t>
-      </w:r>
-      <w:r>
-        <w:rPr>
-          <w:rFonts w:ascii="Times New Roman" w:cs="Times New Roman" w:eastAsia="Times New Roman" w:hAnsi="Times New Roman"/>
-          <w:sz w:val="24"/>
-          <w:szCs w:val="24"/>
-          <w:rtl w:val="0"/>
-        </w:rPr>
-        <w:t xml:space="preserve">) three-method combinations. The combination of methods that had the lowest AMI  for WHO-5th included </w:t>
-      </w:r>
-      <w:r>
-        <w:rPr>
-          <w:rFonts w:ascii="Times New Roman" w:cs="Times New Roman" w:eastAsia="Times New Roman" w:hAnsi="Times New Roman"/>
-          <w:color w:val="2a2a2a"/>
-          <w:sz w:val="24"/>
-          <w:szCs w:val="24"/>
-          <w:rtl w:val="0"/>
-        </w:rPr>
-        <w:t xml:space="preserve">ADA-002+AP, LTE-3+K-means, and all-MiniLM-L12-v2+Euclidean Dist which achieved 72.1% accuracy. Whereas for WHO-all it was the combination of ADA-002+K-means, LTE-3+K-means, and all-MiniLM-L12-v2+Euclidean Dist which achieved 71.4%. These majority vote based methods outperformed the top individual methods by ~4% (WHO-5th, +41 terms) and ~2% (WHO-all, +22 terms) on the subset of 1,600 CTR tumor names with a ground truth in the WHO system. While the standardization accuracy of the selected combination of methods for majority vote improved for both the WHO-5th and WHO-all for this subset of CTR tumor names, this improvement may not generalize to a different subset of tumor names from the CTR. When all eleven methods for majority voting reduced accuracy to 44.2% (WHO-5th) and 48.4% (WHO-all), demonstrating the benefit of mutual information-based selection for boosting accuracy. While effective on the evaluated subset, generalizability to other tumor sets requires further validation.</w:t>
-      </w:r>
       <w:r>
         <w:rPr>
           <w:rtl w:val="0"/>
@@ -6370,13 +6321,74 @@
           <w:color w:val="2a2a2a"/>
           <w:sz w:val="24"/>
           <w:szCs w:val="24"/>
-          <w:highlight w:val="yellow"/>
         </w:rPr>
       </w:pPr>
       <w:r>
         <w:rPr>
-          <w:rtl w:val="0"/>
-        </w:rPr>
+          <w:rFonts w:ascii="Times New Roman" w:cs="Times New Roman" w:eastAsia="Times New Roman" w:hAnsi="Times New Roman"/>
+          <w:color w:val="2a2a2a"/>
+          <w:sz w:val="24"/>
+          <w:szCs w:val="24"/>
+          <w:rtl w:val="0"/>
+        </w:rPr>
+        <w:t xml:space="preserve">To improve standardization accuracy, we implemented a majority vote approach by selecting three methods classified as high-accuracy methods. We selected the methods based on lowest AMI  to maximize prediction diversity. Since only 11 methods were classified as high accuracy for both WHO-5th and WHO-all, there were a total of 165 </w:t>
+      </w:r>
+      <w:r>
+        <w:rPr>
+          <w:rFonts w:ascii="Times New Roman" w:cs="Times New Roman" w:eastAsia="Times New Roman" w:hAnsi="Times New Roman"/>
+          <w:sz w:val="24"/>
+          <w:szCs w:val="24"/>
+          <w:rtl w:val="0"/>
+        </w:rPr>
+        <w:t xml:space="preserve"> (</w:t>
+      </w:r>
+      <w:r>
+        <w:rPr>
+          <w:rFonts w:ascii="Times New Roman" w:cs="Times New Roman" w:eastAsia="Times New Roman" w:hAnsi="Times New Roman"/>
+          <w:sz w:val="24"/>
+          <w:szCs w:val="24"/>
+          <w:vertAlign w:val="superscript"/>
+          <w:rtl w:val="0"/>
+        </w:rPr>
+        <w:t xml:space="preserve">11</w:t>
+      </w:r>
+      <w:r>
+        <w:rPr>
+          <w:rFonts w:ascii="Times New Roman" w:cs="Times New Roman" w:eastAsia="Times New Roman" w:hAnsi="Times New Roman"/>
+          <w:sz w:val="24"/>
+          <w:szCs w:val="24"/>
+          <w:rtl w:val="0"/>
+        </w:rPr>
+        <w:t xml:space="preserve">C</w:t>
+      </w:r>
+      <w:r>
+        <w:rPr>
+          <w:rFonts w:ascii="Times New Roman" w:cs="Times New Roman" w:eastAsia="Times New Roman" w:hAnsi="Times New Roman"/>
+          <w:sz w:val="24"/>
+          <w:szCs w:val="24"/>
+          <w:vertAlign w:val="subscript"/>
+          <w:rtl w:val="0"/>
+        </w:rPr>
+        <w:t xml:space="preserve">3</w:t>
+      </w:r>
+      <w:r>
+        <w:rPr>
+          <w:rFonts w:ascii="Times New Roman" w:cs="Times New Roman" w:eastAsia="Times New Roman" w:hAnsi="Times New Roman"/>
+          <w:sz w:val="24"/>
+          <w:szCs w:val="24"/>
+          <w:rtl w:val="0"/>
+        </w:rPr>
+        <w:t xml:space="preserve">) three-method combinations for either WHO editions. The combination of methods that had the lowest AMI  for WHO-5th included </w:t>
+      </w:r>
+      <w:r>
+        <w:rPr>
+          <w:rFonts w:ascii="Times New Roman" w:cs="Times New Roman" w:eastAsia="Times New Roman" w:hAnsi="Times New Roman"/>
+          <w:color w:val="2a2a2a"/>
+          <w:sz w:val="24"/>
+          <w:szCs w:val="24"/>
+          <w:rtl w:val="0"/>
+        </w:rPr>
+        <w:t xml:space="preserve">ADA-002+AP, LTE-3+K-means, and all-MiniLM-L12-v2+Euclidean Dist and achieved 72.1% accuracy. Whereas for WHO-all, it was the combination of ADA-002+K-means, LTE-3+K-means, and all-MiniLM-L12-v2+Euclidean Dist which achieved 71.4% accuracy. These majority vote based methods outperformed the top individual methods by ~4% (WHO-5th, +41 terms) and ~2% (WHO-all, +22 terms) on the subset of 1,600 CTR tumor names with a ground truth in the WHO system. While the standardization accuracy of the selected combination of methods for majority vote improved for both the WHO-5th and WHO-all for this subset of CTR tumor names, this improvement may not generalize on a different subset of tumor names from the CTR. When all eleven methods were used for majority voting, accuracy reduced to 44.2% (WHO-5th) and 48.4% (WHO-all), demonstrating the benefit of mutual information-based selection for boosting accuracy. </w:t>
       </w:r>
     </w:p>
     <w:p>
@@ -6386,199 +6398,15 @@
         <w:jc w:val="both"/>
         <w:rPr>
           <w:rFonts w:ascii="Times New Roman" w:cs="Times New Roman" w:eastAsia="Times New Roman" w:hAnsi="Times New Roman"/>
+          <w:color w:val="2a2a2a"/>
           <w:sz w:val="24"/>
           <w:szCs w:val="24"/>
         </w:rPr>
       </w:pPr>
       <w:r>
         <w:rPr>
-          <w:rFonts w:ascii="Times New Roman" w:cs="Times New Roman" w:eastAsia="Times New Roman" w:hAnsi="Times New Roman"/>
-          <w:sz w:val="24"/>
-          <w:szCs w:val="24"/>
-          <w:highlight w:val="white"/>
-          <w:rtl w:val="0"/>
-        </w:rPr>
-        <w:t xml:space="preserve">The CANTOS pipeline is adaptable for standardizing biomedical nomenclature across various systems beyond the WHO system and NCIt. It can be extended to work with other ontologies such as MONDO</w:t>
-      </w:r>
-      <w:hyperlink r:id="rId75">
-        <w:r>
-          <w:rPr>
-            <w:rFonts w:ascii="Times New Roman" w:cs="Times New Roman" w:eastAsia="Times New Roman" w:hAnsi="Times New Roman"/>
-            <w:b w:val="0"/>
-            <w:color w:val="000000"/>
-            <w:sz w:val="24"/>
-            <w:szCs w:val="24"/>
-            <w:highlight w:val="white"/>
-            <w:u w:val="none"/>
-            <w:rtl w:val="0"/>
-          </w:rPr>
-          <w:t xml:space="preserve">[129]</w:t>
-        </w:r>
-      </w:hyperlink>
-      <w:r>
-        <w:rPr>
-          <w:rFonts w:ascii="Times New Roman" w:cs="Times New Roman" w:eastAsia="Times New Roman" w:hAnsi="Times New Roman"/>
-          <w:sz w:val="24"/>
-          <w:szCs w:val="24"/>
-          <w:highlight w:val="white"/>
-          <w:rtl w:val="0"/>
-        </w:rPr>
-        <w:t xml:space="preserve">, Disease Ontology (DO)</w:t>
-      </w:r>
-      <w:hyperlink r:id="rId76">
-        <w:r>
-          <w:rPr>
-            <w:rFonts w:ascii="Times New Roman" w:cs="Times New Roman" w:eastAsia="Times New Roman" w:hAnsi="Times New Roman"/>
-            <w:b w:val="0"/>
-            <w:color w:val="000000"/>
-            <w:sz w:val="24"/>
-            <w:szCs w:val="24"/>
-            <w:highlight w:val="white"/>
-            <w:u w:val="none"/>
-            <w:rtl w:val="0"/>
-          </w:rPr>
-          <w:t xml:space="preserve">[130–140]</w:t>
-        </w:r>
-      </w:hyperlink>
-      <w:r>
-        <w:rPr>
-          <w:rFonts w:ascii="Times New Roman" w:cs="Times New Roman" w:eastAsia="Times New Roman" w:hAnsi="Times New Roman"/>
-          <w:sz w:val="24"/>
-          <w:szCs w:val="24"/>
-          <w:highlight w:val="white"/>
-          <w:rtl w:val="0"/>
-        </w:rPr>
-        <w:t xml:space="preserve">, Human Phenotype Ontology (HPO)</w:t>
-      </w:r>
-      <w:hyperlink r:id="rId77">
-        <w:r>
-          <w:rPr>
-            <w:rFonts w:ascii="Times New Roman" w:cs="Times New Roman" w:eastAsia="Times New Roman" w:hAnsi="Times New Roman"/>
-            <w:b w:val="0"/>
-            <w:color w:val="000000"/>
-            <w:sz w:val="24"/>
-            <w:szCs w:val="24"/>
-            <w:highlight w:val="white"/>
-            <w:u w:val="none"/>
-            <w:rtl w:val="0"/>
-          </w:rPr>
-          <w:t xml:space="preserve">[141]</w:t>
-        </w:r>
-      </w:hyperlink>
-      <w:r>
-        <w:rPr>
-          <w:rFonts w:ascii="Times New Roman" w:cs="Times New Roman" w:eastAsia="Times New Roman" w:hAnsi="Times New Roman"/>
-          <w:sz w:val="24"/>
-          <w:szCs w:val="24"/>
-          <w:highlight w:val="white"/>
-          <w:rtl w:val="0"/>
-        </w:rPr>
-        <w:t xml:space="preserve">, and medical coding systems like ICD-10</w:t>
-      </w:r>
-      <w:hyperlink r:id="rId78">
-        <w:r>
-          <w:rPr>
-            <w:rFonts w:ascii="Times New Roman" w:cs="Times New Roman" w:eastAsia="Times New Roman" w:hAnsi="Times New Roman"/>
-            <w:b w:val="0"/>
-            <w:color w:val="000000"/>
-            <w:sz w:val="24"/>
-            <w:szCs w:val="24"/>
-            <w:highlight w:val="white"/>
-            <w:u w:val="none"/>
-            <w:rtl w:val="0"/>
-          </w:rPr>
-          <w:t xml:space="preserve">[142]</w:t>
-        </w:r>
-      </w:hyperlink>
-      <w:r>
-        <w:rPr>
-          <w:rFonts w:ascii="Times New Roman" w:cs="Times New Roman" w:eastAsia="Times New Roman" w:hAnsi="Times New Roman"/>
-          <w:sz w:val="24"/>
-          <w:szCs w:val="24"/>
-          <w:highlight w:val="white"/>
-          <w:rtl w:val="0"/>
-        </w:rPr>
-        <w:t xml:space="preserve"> and SNOMED</w:t>
-      </w:r>
-      <w:hyperlink r:id="rId79">
-        <w:r>
-          <w:rPr>
-            <w:rFonts w:ascii="Times New Roman" w:cs="Times New Roman" w:eastAsia="Times New Roman" w:hAnsi="Times New Roman"/>
-            <w:b w:val="0"/>
-            <w:color w:val="000000"/>
-            <w:sz w:val="24"/>
-            <w:szCs w:val="24"/>
-            <w:highlight w:val="white"/>
-            <w:u w:val="none"/>
-            <w:rtl w:val="0"/>
-          </w:rPr>
-          <w:t xml:space="preserve">[143]</w:t>
-        </w:r>
-      </w:hyperlink>
-      <w:r>
-        <w:rPr>
-          <w:rFonts w:ascii="Times New Roman" w:cs="Times New Roman" w:eastAsia="Times New Roman" w:hAnsi="Times New Roman"/>
-          <w:sz w:val="24"/>
-          <w:szCs w:val="24"/>
-          <w:highlight w:val="white"/>
-          <w:rtl w:val="0"/>
-        </w:rPr>
-        <w:t xml:space="preserve">. Future work includes generalizing CANTOS to incorporate additional embedding methods, including domain-specific biomedical LLMs or </w:t>
-      </w:r>
-      <w:r>
-        <w:rPr>
-          <w:rFonts w:ascii="Times New Roman" w:cs="Times New Roman" w:eastAsia="Times New Roman" w:hAnsi="Times New Roman"/>
-          <w:sz w:val="24"/>
-          <w:szCs w:val="24"/>
-          <w:rtl w:val="0"/>
-        </w:rPr>
-        <w:t xml:space="preserve">transformer based models</w:t>
-      </w:r>
-      <w:r>
-        <w:rPr>
-          <w:rFonts w:ascii="Times New Roman" w:cs="Times New Roman" w:eastAsia="Times New Roman" w:hAnsi="Times New Roman"/>
-          <w:sz w:val="24"/>
-          <w:szCs w:val="24"/>
-          <w:rtl w:val="0"/>
-        </w:rPr>
-        <w:t xml:space="preserve">, and expanding its functionality to standardize any collection of biomedical terms.</w:t>
-      </w:r>
-    </w:p>
-    <w:p>
-      <w:pPr>
-        <w:spacing w:line="276.0005454545455" w:lineRule="auto"/>
-        <w:ind w:left="-540" w:firstLine="0"/>
-        <w:rPr>
-          <w:rFonts w:ascii="Times New Roman" w:cs="Times New Roman" w:eastAsia="Times New Roman" w:hAnsi="Times New Roman"/>
-        </w:rPr>
-      </w:pPr>
-      <w:r>
-        <w:rPr>
-          <w:rtl w:val="0"/>
-        </w:rPr>
-      </w:r>
-    </w:p>
-    <w:p>
-      <w:pPr>
-        <w:ind w:left="-540" w:firstLine="0"/>
-        <w:rPr>
-          <w:rFonts w:ascii="Times New Roman" w:cs="Times New Roman" w:eastAsia="Times New Roman" w:hAnsi="Times New Roman"/>
-          <w:b w:val="1"/>
-          <w:sz w:val="28"/>
-          <w:szCs w:val="28"/>
-          <w:highlight w:val="white"/>
-        </w:rPr>
-      </w:pPr>
-      <w:r>
-        <w:rPr>
-          <w:rFonts w:ascii="Times New Roman" w:cs="Times New Roman" w:eastAsia="Times New Roman" w:hAnsi="Times New Roman"/>
-          <w:b w:val="1"/>
-          <w:sz w:val="28"/>
-          <w:szCs w:val="28"/>
-          <w:highlight w:val="white"/>
-          <w:rtl w:val="0"/>
-        </w:rPr>
-        <w:t xml:space="preserve">Limitations of the study</w:t>
+          <w:rtl w:val="0"/>
+        </w:rPr>
       </w:r>
     </w:p>
     <w:p>
@@ -6590,51 +6418,197 @@
           <w:rFonts w:ascii="Times New Roman" w:cs="Times New Roman" w:eastAsia="Times New Roman" w:hAnsi="Times New Roman"/>
           <w:sz w:val="24"/>
           <w:szCs w:val="24"/>
+        </w:rPr>
+      </w:pPr>
+      <w:r>
+        <w:rPr>
+          <w:rFonts w:ascii="Times New Roman" w:cs="Times New Roman" w:eastAsia="Times New Roman" w:hAnsi="Times New Roman"/>
+          <w:sz w:val="24"/>
+          <w:szCs w:val="24"/>
           <w:highlight w:val="white"/>
+          <w:rtl w:val="0"/>
+        </w:rPr>
+        <w:t xml:space="preserve">The CANTOS pipeline is adaptable for standardizing biomedical nomenclature across various systems beyond the WHO system and NCIt. It can be extended to work with other ontologies such as MONDO</w:t>
+      </w:r>
+      <w:hyperlink r:id="rId75">
+        <w:r>
+          <w:rPr>
+            <w:rFonts w:ascii="Times New Roman" w:cs="Times New Roman" w:eastAsia="Times New Roman" w:hAnsi="Times New Roman"/>
+            <w:b w:val="0"/>
+            <w:color w:val="000000"/>
+            <w:sz w:val="24"/>
+            <w:szCs w:val="24"/>
+            <w:highlight w:val="white"/>
+            <w:u w:val="none"/>
+            <w:rtl w:val="0"/>
+          </w:rPr>
+          <w:t xml:space="preserve">[129]</w:t>
+        </w:r>
+      </w:hyperlink>
+      <w:r>
+        <w:rPr>
+          <w:rFonts w:ascii="Times New Roman" w:cs="Times New Roman" w:eastAsia="Times New Roman" w:hAnsi="Times New Roman"/>
+          <w:sz w:val="24"/>
+          <w:szCs w:val="24"/>
+          <w:highlight w:val="white"/>
+          <w:rtl w:val="0"/>
+        </w:rPr>
+        <w:t xml:space="preserve">, Disease Ontology (DO)</w:t>
+      </w:r>
+      <w:hyperlink r:id="rId76">
+        <w:r>
+          <w:rPr>
+            <w:rFonts w:ascii="Times New Roman" w:cs="Times New Roman" w:eastAsia="Times New Roman" w:hAnsi="Times New Roman"/>
+            <w:b w:val="0"/>
+            <w:color w:val="000000"/>
+            <w:sz w:val="24"/>
+            <w:szCs w:val="24"/>
+            <w:highlight w:val="white"/>
+            <w:u w:val="none"/>
+            <w:rtl w:val="0"/>
+          </w:rPr>
+          <w:t xml:space="preserve">[130–140]</w:t>
+        </w:r>
+      </w:hyperlink>
+      <w:r>
+        <w:rPr>
+          <w:rFonts w:ascii="Times New Roman" w:cs="Times New Roman" w:eastAsia="Times New Roman" w:hAnsi="Times New Roman"/>
+          <w:sz w:val="24"/>
+          <w:szCs w:val="24"/>
+          <w:highlight w:val="white"/>
+          <w:rtl w:val="0"/>
+        </w:rPr>
+        <w:t xml:space="preserve">, Human Phenotype Ontology (HPO)</w:t>
+      </w:r>
+      <w:hyperlink r:id="rId77">
+        <w:r>
+          <w:rPr>
+            <w:rFonts w:ascii="Times New Roman" w:cs="Times New Roman" w:eastAsia="Times New Roman" w:hAnsi="Times New Roman"/>
+            <w:b w:val="0"/>
+            <w:color w:val="000000"/>
+            <w:sz w:val="24"/>
+            <w:szCs w:val="24"/>
+            <w:highlight w:val="white"/>
+            <w:u w:val="none"/>
+            <w:rtl w:val="0"/>
+          </w:rPr>
+          <w:t xml:space="preserve">[141]</w:t>
+        </w:r>
+      </w:hyperlink>
+      <w:r>
+        <w:rPr>
+          <w:rFonts w:ascii="Times New Roman" w:cs="Times New Roman" w:eastAsia="Times New Roman" w:hAnsi="Times New Roman"/>
+          <w:sz w:val="24"/>
+          <w:szCs w:val="24"/>
+          <w:highlight w:val="white"/>
+          <w:rtl w:val="0"/>
+        </w:rPr>
+        <w:t xml:space="preserve">, and medical coding systems like ICD-10</w:t>
+      </w:r>
+      <w:hyperlink r:id="rId78">
+        <w:r>
+          <w:rPr>
+            <w:rFonts w:ascii="Times New Roman" w:cs="Times New Roman" w:eastAsia="Times New Roman" w:hAnsi="Times New Roman"/>
+            <w:b w:val="0"/>
+            <w:color w:val="000000"/>
+            <w:sz w:val="24"/>
+            <w:szCs w:val="24"/>
+            <w:highlight w:val="white"/>
+            <w:u w:val="none"/>
+            <w:rtl w:val="0"/>
+          </w:rPr>
+          <w:t xml:space="preserve">[142]</w:t>
+        </w:r>
+      </w:hyperlink>
+      <w:r>
+        <w:rPr>
+          <w:rFonts w:ascii="Times New Roman" w:cs="Times New Roman" w:eastAsia="Times New Roman" w:hAnsi="Times New Roman"/>
+          <w:sz w:val="24"/>
+          <w:szCs w:val="24"/>
+          <w:highlight w:val="white"/>
+          <w:rtl w:val="0"/>
+        </w:rPr>
+        <w:t xml:space="preserve"> and SNOMED</w:t>
+      </w:r>
+      <w:hyperlink r:id="rId79">
+        <w:r>
+          <w:rPr>
+            <w:rFonts w:ascii="Times New Roman" w:cs="Times New Roman" w:eastAsia="Times New Roman" w:hAnsi="Times New Roman"/>
+            <w:b w:val="0"/>
+            <w:color w:val="000000"/>
+            <w:sz w:val="24"/>
+            <w:szCs w:val="24"/>
+            <w:highlight w:val="white"/>
+            <w:u w:val="none"/>
+            <w:rtl w:val="0"/>
+          </w:rPr>
+          <w:t xml:space="preserve">[143]</w:t>
+        </w:r>
+      </w:hyperlink>
+      <w:r>
+        <w:rPr>
+          <w:rFonts w:ascii="Times New Roman" w:cs="Times New Roman" w:eastAsia="Times New Roman" w:hAnsi="Times New Roman"/>
+          <w:sz w:val="24"/>
+          <w:szCs w:val="24"/>
+          <w:highlight w:val="white"/>
+          <w:rtl w:val="0"/>
+        </w:rPr>
+        <w:t xml:space="preserve">. Future work includes generalizing CANTOS to incorporate additional embedding methods, including domain-specific biomedical LLMs or </w:t>
+      </w:r>
+      <w:r>
+        <w:rPr>
+          <w:rFonts w:ascii="Times New Roman" w:cs="Times New Roman" w:eastAsia="Times New Roman" w:hAnsi="Times New Roman"/>
+          <w:sz w:val="24"/>
+          <w:szCs w:val="24"/>
+          <w:rtl w:val="0"/>
+        </w:rPr>
+        <w:t xml:space="preserve">transformer based models</w:t>
+      </w:r>
+      <w:r>
+        <w:rPr>
+          <w:rFonts w:ascii="Times New Roman" w:cs="Times New Roman" w:eastAsia="Times New Roman" w:hAnsi="Times New Roman"/>
+          <w:sz w:val="24"/>
+          <w:szCs w:val="24"/>
+          <w:rtl w:val="0"/>
+        </w:rPr>
+        <w:t xml:space="preserve">, and expanding its functionality to standardize any collection of biomedical terms.</w:t>
+      </w:r>
+    </w:p>
+    <w:p>
+      <w:pPr>
+        <w:spacing w:line="276.0005454545455" w:lineRule="auto"/>
+        <w:ind w:left="-540" w:firstLine="0"/>
+        <w:rPr>
+          <w:rFonts w:ascii="Times New Roman" w:cs="Times New Roman" w:eastAsia="Times New Roman" w:hAnsi="Times New Roman"/>
         </w:rPr>
       </w:pPr>
       <w:r>
         <w:rPr>
-          <w:rFonts w:ascii="Times New Roman" w:cs="Times New Roman" w:eastAsia="Times New Roman" w:hAnsi="Times New Roman"/>
-          <w:sz w:val="24"/>
-          <w:szCs w:val="24"/>
+          <w:rtl w:val="0"/>
+        </w:rPr>
+      </w:r>
+    </w:p>
+    <w:p>
+      <w:pPr>
+        <w:ind w:left="-540" w:firstLine="0"/>
+        <w:rPr>
+          <w:rFonts w:ascii="Times New Roman" w:cs="Times New Roman" w:eastAsia="Times New Roman" w:hAnsi="Times New Roman"/>
+          <w:b w:val="1"/>
+          <w:sz w:val="28"/>
+          <w:szCs w:val="28"/>
           <w:highlight w:val="white"/>
-          <w:rtl w:val="0"/>
-        </w:rPr>
-        <w:t xml:space="preserve">As more CTR tumor names are annotated, accuracy estimates will improve. However, expert annotation is time-intensive, and CANTOS would require rerunning and revalidating as CTR is updated. CANTOS also faces computational challenges, including the cost of generating and storing embeddings. Some biomedical models (e.g., MedLlama, PubMedBERT, SciBERT) underperformed, suggesting that domain-specific models may lack generalization power due to narrow scope or insufficient training data. Embedding quality depends on model architecture, training corpus, and dimensionality. Future improvements may come from LLMs fine-tuned on rich, tumor-specific datasets</w:t>
-      </w:r>
-      <w:r>
-        <w:rPr>
-          <w:rFonts w:ascii="Times New Roman" w:cs="Times New Roman" w:eastAsia="Times New Roman" w:hAnsi="Times New Roman"/>
-          <w:sz w:val="24"/>
-          <w:szCs w:val="24"/>
-          <w:rtl w:val="0"/>
-        </w:rPr>
-        <w:t xml:space="preserve"> </w:t>
-      </w:r>
-      <w:hyperlink r:id="rId80">
-        <w:r>
-          <w:rPr>
-            <w:rFonts w:ascii="Times New Roman" w:cs="Times New Roman" w:eastAsia="Times New Roman" w:hAnsi="Times New Roman"/>
-            <w:b w:val="0"/>
-            <w:color w:val="000000"/>
-            <w:sz w:val="24"/>
-            <w:szCs w:val="24"/>
-            <w:u w:val="none"/>
-            <w:rtl w:val="0"/>
-          </w:rPr>
-          <w:t xml:space="preserve">[144]</w:t>
-        </w:r>
-      </w:hyperlink>
-      <w:r>
-        <w:rPr>
-          <w:rFonts w:ascii="Times New Roman" w:cs="Times New Roman" w:eastAsia="Times New Roman" w:hAnsi="Times New Roman"/>
-          <w:sz w:val="24"/>
-          <w:szCs w:val="24"/>
+        </w:rPr>
+      </w:pPr>
+      <w:r>
+        <w:rPr>
+          <w:rFonts w:ascii="Times New Roman" w:cs="Times New Roman" w:eastAsia="Times New Roman" w:hAnsi="Times New Roman"/>
+          <w:b w:val="1"/>
+          <w:sz w:val="28"/>
+          <w:szCs w:val="28"/>
           <w:highlight w:val="white"/>
           <w:rtl w:val="0"/>
         </w:rPr>
-        <w:t xml:space="preserve"> . LLMs/transformer models may also reflect training biases and are not error-free; CANTOS is intended for research use only and should not inform clinical decisions.</w:t>
+        <w:t xml:space="preserve">Limitations of the study</w:t>
       </w:r>
     </w:p>
     <w:p>
@@ -6651,128 +6625,46 @@
       </w:pPr>
       <w:r>
         <w:rPr>
-          <w:rtl w:val="0"/>
-        </w:rPr>
-      </w:r>
-    </w:p>
-    <w:p>
-      <w:pPr>
-        <w:ind w:left="-540" w:firstLine="0"/>
-        <w:rPr>
-          <w:rFonts w:ascii="Times New Roman" w:cs="Times New Roman" w:eastAsia="Times New Roman" w:hAnsi="Times New Roman"/>
-          <w:b w:val="1"/>
-          <w:sz w:val="28"/>
-          <w:szCs w:val="28"/>
-        </w:rPr>
-      </w:pPr>
-      <w:r>
-        <w:rPr>
-          <w:rFonts w:ascii="Times New Roman" w:cs="Times New Roman" w:eastAsia="Times New Roman" w:hAnsi="Times New Roman"/>
-          <w:b w:val="1"/>
-          <w:sz w:val="28"/>
-          <w:szCs w:val="28"/>
-          <w:rtl w:val="0"/>
-        </w:rPr>
-        <w:t xml:space="preserve">Conclusion</w:t>
-      </w:r>
-    </w:p>
-    <w:p>
-      <w:pPr>
-        <w:ind w:left="-540" w:firstLine="0"/>
-        <w:jc w:val="both"/>
-        <w:rPr>
-          <w:rFonts w:ascii="Times New Roman" w:cs="Times New Roman" w:eastAsia="Times New Roman" w:hAnsi="Times New Roman"/>
-          <w:sz w:val="24"/>
-          <w:szCs w:val="24"/>
-        </w:rPr>
-      </w:pPr>
-      <w:r>
-        <w:rPr>
-          <w:rFonts w:ascii="Times New Roman" w:cs="Times New Roman" w:eastAsia="Times New Roman" w:hAnsi="Times New Roman"/>
-          <w:sz w:val="24"/>
-          <w:szCs w:val="24"/>
-          <w:rtl w:val="0"/>
-        </w:rPr>
-        <w:t xml:space="preserve">Tumor names in the CTR are not explicitly labeled and are often unstandardized, making them difficult to identify and integrate with external biomedical resources. We developed CANTOS, a pipeline that automatically extracts tumor names from the CTR, classifies them as adult or pediatric, and standardizes them with respect to the WHO </w:t>
-      </w:r>
-      <w:r>
-        <w:rPr>
-          <w:rFonts w:ascii="Times New Roman" w:cs="Times New Roman" w:eastAsia="Times New Roman" w:hAnsi="Times New Roman"/>
-          <w:color w:val="2a2a2a"/>
-          <w:sz w:val="24"/>
-          <w:szCs w:val="24"/>
-          <w:rtl w:val="0"/>
-        </w:rPr>
-        <w:t xml:space="preserve">system</w:t>
-      </w:r>
-      <w:r>
-        <w:rPr>
-          <w:rFonts w:ascii="Times New Roman" w:cs="Times New Roman" w:eastAsia="Times New Roman" w:hAnsi="Times New Roman"/>
-          <w:sz w:val="24"/>
-          <w:szCs w:val="24"/>
-          <w:rtl w:val="0"/>
-        </w:rPr>
-        <w:t xml:space="preserve"> and NCIt using 36 methods based on text-matching and text-embedding. Our study showed that several text-embedding methods outperformed text-matching, while others had poorer or comparable performance, highlighting variability in embedding quality. The highest accuracy was achieved by text-embedding based method LTE-3+Euclidean Dist (against WHO-all) and all-MiniLM-L12-v2+Euclidean Dist (against WHO-5th). These findings underscore the need for richer, fine-tuned embeddings trained on diverse biomedical and oncology datasets, including the WHO resource. Such models could improve tumor name identification and standardization, enhancing the performance and scalability of CANTOS.</w:t>
-      </w:r>
-    </w:p>
-    <w:p>
-      <w:pPr>
-        <w:spacing w:line="276.0005454545455" w:lineRule="auto"/>
-        <w:ind w:left="-540" w:firstLine="0"/>
-        <w:rPr>
-          <w:rFonts w:ascii="Times New Roman" w:cs="Times New Roman" w:eastAsia="Times New Roman" w:hAnsi="Times New Roman"/>
-          <w:b w:val="1"/>
+          <w:rFonts w:ascii="Times New Roman" w:cs="Times New Roman" w:eastAsia="Times New Roman" w:hAnsi="Times New Roman"/>
           <w:sz w:val="24"/>
           <w:szCs w:val="24"/>
           <w:highlight w:val="white"/>
-        </w:rPr>
-      </w:pPr>
-      <w:r>
-        <w:rPr>
-          <w:rtl w:val="0"/>
-        </w:rPr>
-      </w:r>
-    </w:p>
-    <w:p>
-      <w:pPr>
-        <w:spacing w:line="276.0005454545455" w:lineRule="auto"/>
-        <w:ind w:left="-540" w:firstLine="0"/>
-        <w:rPr>
-          <w:rFonts w:ascii="Times New Roman" w:cs="Times New Roman" w:eastAsia="Times New Roman" w:hAnsi="Times New Roman"/>
-          <w:b w:val="1"/>
+          <w:rtl w:val="0"/>
+        </w:rPr>
+        <w:t xml:space="preserve">As more CTR tumor names are annotated, accuracy estimates will improve. However, expert annotation is time-intensive, and CANTOS would require rerunning and revalidating as CTR is updated. CANTOS also faces computational challenges, including the cost of generating and storing embeddings. Some biomedical models (e.g., MedLlama, PubMedBERT, SciBERT) underperformed, suggesting that domain-specific models may lack generalization power due to narrow scope or insufficient training data. Embedding quality depends on model architecture, training corpus, and dimensionality. Future improvements may come from LLMs fine-tuned on rich, tumor-specific datasets</w:t>
+      </w:r>
+      <w:r>
+        <w:rPr>
+          <w:rFonts w:ascii="Times New Roman" w:cs="Times New Roman" w:eastAsia="Times New Roman" w:hAnsi="Times New Roman"/>
+          <w:sz w:val="24"/>
+          <w:szCs w:val="24"/>
+          <w:rtl w:val="0"/>
+        </w:rPr>
+        <w:t xml:space="preserve"> </w:t>
+      </w:r>
+      <w:hyperlink r:id="rId80">
+        <w:r>
+          <w:rPr>
+            <w:rFonts w:ascii="Times New Roman" w:cs="Times New Roman" w:eastAsia="Times New Roman" w:hAnsi="Times New Roman"/>
+            <w:b w:val="0"/>
+            <w:color w:val="000000"/>
+            <w:sz w:val="24"/>
+            <w:szCs w:val="24"/>
+            <w:u w:val="none"/>
+            <w:rtl w:val="0"/>
+          </w:rPr>
+          <w:t xml:space="preserve">[144]</w:t>
+        </w:r>
+      </w:hyperlink>
+      <w:r>
+        <w:rPr>
+          <w:rFonts w:ascii="Times New Roman" w:cs="Times New Roman" w:eastAsia="Times New Roman" w:hAnsi="Times New Roman"/>
           <w:sz w:val="24"/>
           <w:szCs w:val="24"/>
           <w:highlight w:val="white"/>
-        </w:rPr>
-      </w:pPr>
-      <w:r>
-        <w:rPr>
-          <w:rtl w:val="0"/>
-        </w:rPr>
-      </w:r>
-    </w:p>
-    <w:p>
-      <w:pPr>
-        <w:spacing w:line="276.0005454545455" w:lineRule="auto"/>
-        <w:ind w:left="-540" w:firstLine="0"/>
-        <w:rPr>
-          <w:rFonts w:ascii="Times New Roman" w:cs="Times New Roman" w:eastAsia="Times New Roman" w:hAnsi="Times New Roman"/>
-          <w:b w:val="1"/>
-          <w:sz w:val="24"/>
-          <w:szCs w:val="24"/>
-          <w:highlight w:val="white"/>
-        </w:rPr>
-      </w:pPr>
-      <w:r>
-        <w:rPr>
-          <w:rFonts w:ascii="Times New Roman" w:cs="Times New Roman" w:eastAsia="Times New Roman" w:hAnsi="Times New Roman"/>
-          <w:b w:val="1"/>
-          <w:sz w:val="24"/>
-          <w:szCs w:val="24"/>
-          <w:highlight w:val="white"/>
-          <w:rtl w:val="0"/>
-        </w:rPr>
-        <w:t xml:space="preserve">Acknowledgements</w:t>
+          <w:rtl w:val="0"/>
+        </w:rPr>
+        <w:t xml:space="preserve"> . LLMs/transformer models may also reflect training biases and are not error-free; CANTOS is intended for research use only and should not inform clinical decisions.</w:t>
       </w:r>
     </w:p>
     <w:p>
@@ -6789,13 +6681,128 @@
       </w:pPr>
       <w:r>
         <w:rPr>
-          <w:rFonts w:ascii="Times New Roman" w:cs="Times New Roman" w:eastAsia="Times New Roman" w:hAnsi="Times New Roman"/>
+          <w:rtl w:val="0"/>
+        </w:rPr>
+      </w:r>
+    </w:p>
+    <w:p>
+      <w:pPr>
+        <w:ind w:left="-540" w:firstLine="0"/>
+        <w:rPr>
+          <w:rFonts w:ascii="Times New Roman" w:cs="Times New Roman" w:eastAsia="Times New Roman" w:hAnsi="Times New Roman"/>
+          <w:b w:val="1"/>
+          <w:sz w:val="28"/>
+          <w:szCs w:val="28"/>
+        </w:rPr>
+      </w:pPr>
+      <w:r>
+        <w:rPr>
+          <w:rFonts w:ascii="Times New Roman" w:cs="Times New Roman" w:eastAsia="Times New Roman" w:hAnsi="Times New Roman"/>
+          <w:b w:val="1"/>
+          <w:sz w:val="28"/>
+          <w:szCs w:val="28"/>
+          <w:rtl w:val="0"/>
+        </w:rPr>
+        <w:t xml:space="preserve">Conclusion</w:t>
+      </w:r>
+    </w:p>
+    <w:p>
+      <w:pPr>
+        <w:ind w:left="-540" w:firstLine="0"/>
+        <w:jc w:val="both"/>
+        <w:rPr>
+          <w:rFonts w:ascii="Times New Roman" w:cs="Times New Roman" w:eastAsia="Times New Roman" w:hAnsi="Times New Roman"/>
+          <w:sz w:val="24"/>
+          <w:szCs w:val="24"/>
+        </w:rPr>
+      </w:pPr>
+      <w:r>
+        <w:rPr>
+          <w:rFonts w:ascii="Times New Roman" w:cs="Times New Roman" w:eastAsia="Times New Roman" w:hAnsi="Times New Roman"/>
+          <w:sz w:val="24"/>
+          <w:szCs w:val="24"/>
+          <w:rtl w:val="0"/>
+        </w:rPr>
+        <w:t xml:space="preserve">Tumor names in the CTR are not explicitly labeled and are often unstandardized, making them difficult to identify and integrate with external biomedical resources. We developed CANTOS, a pipeline that automatically extracts tumor names from the CTR, classifies them as adult or pediatric, and standardizes them with respect to the WHO </w:t>
+      </w:r>
+      <w:r>
+        <w:rPr>
+          <w:rFonts w:ascii="Times New Roman" w:cs="Times New Roman" w:eastAsia="Times New Roman" w:hAnsi="Times New Roman"/>
+          <w:color w:val="2a2a2a"/>
+          <w:sz w:val="24"/>
+          <w:szCs w:val="24"/>
+          <w:rtl w:val="0"/>
+        </w:rPr>
+        <w:t xml:space="preserve">system</w:t>
+      </w:r>
+      <w:r>
+        <w:rPr>
+          <w:rFonts w:ascii="Times New Roman" w:cs="Times New Roman" w:eastAsia="Times New Roman" w:hAnsi="Times New Roman"/>
+          <w:sz w:val="24"/>
+          <w:szCs w:val="24"/>
+          <w:rtl w:val="0"/>
+        </w:rPr>
+        <w:t xml:space="preserve"> and NCIt using 36 methods based on text-matching and text-embedding. Our study showed that several text-embedding methods outperformed text-matching, while others had poorer or comparable performance, highlighting variability in embedding quality. The highest accuracy was achieved by text-embedding based method LTE-3+Euclidean Dist (against WHO-all) and all-MiniLM-L12-v2+Euclidean Dist (against WHO-5th). These findings underscore the need for richer, fine-tuned embeddings trained on diverse biomedical and oncology datasets, including the WHO resource. Such models could improve tumor name identification and standardization, enhancing the performance and scalability of CANTOS.</w:t>
+      </w:r>
+    </w:p>
+    <w:p>
+      <w:pPr>
+        <w:spacing w:line="276.0005454545455" w:lineRule="auto"/>
+        <w:ind w:left="-540" w:firstLine="0"/>
+        <w:rPr>
+          <w:rFonts w:ascii="Times New Roman" w:cs="Times New Roman" w:eastAsia="Times New Roman" w:hAnsi="Times New Roman"/>
+          <w:b w:val="1"/>
           <w:sz w:val="24"/>
           <w:szCs w:val="24"/>
           <w:highlight w:val="white"/>
-          <w:rtl w:val="0"/>
-        </w:rPr>
-        <w:t xml:space="preserve">We thank Dr. Susan Furth and CHOP’s Department of Biomedical and Health Informatics for their ongoing support, and Dr. Sarah Tasian for her guidance on cancer nomenclature review.</w:t>
+        </w:rPr>
+      </w:pPr>
+      <w:r>
+        <w:rPr>
+          <w:rtl w:val="0"/>
+        </w:rPr>
+      </w:r>
+    </w:p>
+    <w:p>
+      <w:pPr>
+        <w:spacing w:line="276.0005454545455" w:lineRule="auto"/>
+        <w:ind w:left="-540" w:firstLine="0"/>
+        <w:rPr>
+          <w:rFonts w:ascii="Times New Roman" w:cs="Times New Roman" w:eastAsia="Times New Roman" w:hAnsi="Times New Roman"/>
+          <w:b w:val="1"/>
+          <w:sz w:val="24"/>
+          <w:szCs w:val="24"/>
+          <w:highlight w:val="white"/>
+        </w:rPr>
+      </w:pPr>
+      <w:r>
+        <w:rPr>
+          <w:rtl w:val="0"/>
+        </w:rPr>
+      </w:r>
+    </w:p>
+    <w:p>
+      <w:pPr>
+        <w:spacing w:line="276.0005454545455" w:lineRule="auto"/>
+        <w:ind w:left="-540" w:firstLine="0"/>
+        <w:rPr>
+          <w:rFonts w:ascii="Times New Roman" w:cs="Times New Roman" w:eastAsia="Times New Roman" w:hAnsi="Times New Roman"/>
+          <w:b w:val="1"/>
+          <w:sz w:val="24"/>
+          <w:szCs w:val="24"/>
+          <w:highlight w:val="white"/>
+        </w:rPr>
+      </w:pPr>
+      <w:r>
+        <w:rPr>
+          <w:rFonts w:ascii="Times New Roman" w:cs="Times New Roman" w:eastAsia="Times New Roman" w:hAnsi="Times New Roman"/>
+          <w:b w:val="1"/>
+          <w:sz w:val="24"/>
+          <w:szCs w:val="24"/>
+          <w:highlight w:val="white"/>
+          <w:rtl w:val="0"/>
+        </w:rPr>
+        <w:t xml:space="preserve">Acknowledgements</w:t>
       </w:r>
     </w:p>
     <w:p>
@@ -6805,7 +6812,6 @@
         <w:jc w:val="both"/>
         <w:rPr>
           <w:rFonts w:ascii="Times New Roman" w:cs="Times New Roman" w:eastAsia="Times New Roman" w:hAnsi="Times New Roman"/>
-          <w:b w:val="1"/>
           <w:sz w:val="24"/>
           <w:szCs w:val="24"/>
           <w:highlight w:val="white"/>
@@ -6813,8 +6819,13 @@
       </w:pPr>
       <w:r>
         <w:rPr>
-          <w:rtl w:val="0"/>
-        </w:rPr>
+          <w:rFonts w:ascii="Times New Roman" w:cs="Times New Roman" w:eastAsia="Times New Roman" w:hAnsi="Times New Roman"/>
+          <w:sz w:val="24"/>
+          <w:szCs w:val="24"/>
+          <w:highlight w:val="white"/>
+          <w:rtl w:val="0"/>
+        </w:rPr>
+        <w:t xml:space="preserve">We thank Dr. Susan Furth and CHOP’s Department of Biomedical and Health Informatics for their ongoing support, and Dr. Sarah Tasian for her guidance on cancer nomenclature review.</w:t>
       </w:r>
     </w:p>
     <w:p>
@@ -6832,14 +6843,8 @@
       </w:pPr>
       <w:r>
         <w:rPr>
-          <w:rFonts w:ascii="Times New Roman" w:cs="Times New Roman" w:eastAsia="Times New Roman" w:hAnsi="Times New Roman"/>
-          <w:b w:val="1"/>
-          <w:sz w:val="24"/>
-          <w:szCs w:val="24"/>
-          <w:highlight w:val="white"/>
-          <w:rtl w:val="0"/>
-        </w:rPr>
-        <w:t xml:space="preserve">Author contributions</w:t>
+          <w:rtl w:val="0"/>
+        </w:rPr>
       </w:r>
     </w:p>
     <w:p>
@@ -6849,6 +6854,7 @@
         <w:jc w:val="both"/>
         <w:rPr>
           <w:rFonts w:ascii="Times New Roman" w:cs="Times New Roman" w:eastAsia="Times New Roman" w:hAnsi="Times New Roman"/>
+          <w:b w:val="1"/>
           <w:sz w:val="24"/>
           <w:szCs w:val="24"/>
           <w:highlight w:val="white"/>
@@ -6857,50 +6863,13 @@
       <w:r>
         <w:rPr>
           <w:rFonts w:ascii="Times New Roman" w:cs="Times New Roman" w:eastAsia="Times New Roman" w:hAnsi="Times New Roman"/>
+          <w:b w:val="1"/>
           <w:sz w:val="24"/>
           <w:szCs w:val="24"/>
           <w:highlight w:val="white"/>
           <w:rtl w:val="0"/>
         </w:rPr>
-        <w:t xml:space="preserve">AL and DT conceived and designed the study. AL wrote the code. AL,SS, BS, TM performed the analyses. AL wrote the manuscript.  DT, EM, and KB made critical revisions to the manuscript. All authors interpreted the content, made revisions to the manuscript, and had final approval of the completed version. DT oversaw the project. DT acquired funding for the project.</w:t>
-      </w:r>
-    </w:p>
-    <w:p>
-      <w:pPr>
-        <w:ind w:left="-540" w:firstLine="0"/>
-        <w:jc w:val="both"/>
-        <w:rPr>
-          <w:rFonts w:ascii="Times New Roman" w:cs="Times New Roman" w:eastAsia="Times New Roman" w:hAnsi="Times New Roman"/>
-          <w:sz w:val="24"/>
-          <w:szCs w:val="24"/>
-        </w:rPr>
-      </w:pPr>
-      <w:r>
-        <w:rPr>
-          <w:rtl w:val="0"/>
-        </w:rPr>
-      </w:r>
-    </w:p>
-    <w:p>
-      <w:pPr>
-        <w:ind w:left="-540" w:firstLine="0"/>
-        <w:jc w:val="both"/>
-        <w:rPr>
-          <w:rFonts w:ascii="Times New Roman" w:cs="Times New Roman" w:eastAsia="Times New Roman" w:hAnsi="Times New Roman"/>
-          <w:b w:val="1"/>
-          <w:sz w:val="24"/>
-          <w:szCs w:val="24"/>
-        </w:rPr>
-      </w:pPr>
-      <w:r>
-        <w:rPr>
-          <w:rFonts w:ascii="Times New Roman" w:cs="Times New Roman" w:eastAsia="Times New Roman" w:hAnsi="Times New Roman"/>
-          <w:b w:val="1"/>
-          <w:sz w:val="24"/>
-          <w:szCs w:val="24"/>
-          <w:rtl w:val="0"/>
-        </w:rPr>
-        <w:t xml:space="preserve">Funding</w:t>
+        <w:t xml:space="preserve">Author contributions</w:t>
       </w:r>
     </w:p>
     <w:p>
@@ -6910,9 +6879,8 @@
         <w:jc w:val="both"/>
         <w:rPr>
           <w:rFonts w:ascii="Times New Roman" w:cs="Times New Roman" w:eastAsia="Times New Roman" w:hAnsi="Times New Roman"/>
-          <w:b w:val="1"/>
-          <w:sz w:val="28"/>
-          <w:szCs w:val="28"/>
+          <w:sz w:val="24"/>
+          <w:szCs w:val="24"/>
           <w:highlight w:val="white"/>
         </w:rPr>
       </w:pPr>
@@ -6924,23 +6892,17 @@
           <w:highlight w:val="white"/>
           <w:rtl w:val="0"/>
         </w:rPr>
-        <w:t xml:space="preserve">Dr. Taylor would like to acknowledge funding from the NIH Common Fund, through the Office of Strategic Coordination/Office of the NIH Director under award U2CHD109731. All other funding was provided by the Children’s Hospital of Philadelphia’s Research Institute.</w:t>
-      </w:r>
-      <w:r>
-        <w:rPr>
-          <w:rtl w:val="0"/>
-        </w:rPr>
+        <w:t xml:space="preserve">AL and DT conceived and designed the study. AL wrote the code. AL,SS, BS, TM performed the analyses. AL wrote the manuscript.  DT, EM, and KB made critical revisions to the manuscript. All authors interpreted the content, made revisions to the manuscript, and had final approval of the completed version. DT oversaw the project. DT acquired funding for the project.</w:t>
       </w:r>
     </w:p>
     <w:p>
       <w:pPr>
         <w:ind w:left="-540" w:firstLine="0"/>
-        <w:rPr>
-          <w:rFonts w:ascii="Times New Roman" w:cs="Times New Roman" w:eastAsia="Times New Roman" w:hAnsi="Times New Roman"/>
-          <w:b w:val="1"/>
-          <w:sz w:val="28"/>
-          <w:szCs w:val="28"/>
-          <w:highlight w:val="white"/>
+        <w:jc w:val="both"/>
+        <w:rPr>
+          <w:rFonts w:ascii="Times New Roman" w:cs="Times New Roman" w:eastAsia="Times New Roman" w:hAnsi="Times New Roman"/>
+          <w:sz w:val="24"/>
+          <w:szCs w:val="24"/>
         </w:rPr>
       </w:pPr>
       <w:r>
@@ -6951,14 +6913,13 @@
     </w:p>
     <w:p>
       <w:pPr>
-        <w:spacing w:line="276.0005454545455" w:lineRule="auto"/>
         <w:ind w:left="-540" w:firstLine="0"/>
+        <w:jc w:val="both"/>
         <w:rPr>
           <w:rFonts w:ascii="Times New Roman" w:cs="Times New Roman" w:eastAsia="Times New Roman" w:hAnsi="Times New Roman"/>
           <w:b w:val="1"/>
           <w:sz w:val="24"/>
           <w:szCs w:val="24"/>
-          <w:highlight w:val="white"/>
         </w:rPr>
       </w:pPr>
       <w:r>
@@ -6967,10 +6928,9 @@
           <w:b w:val="1"/>
           <w:sz w:val="24"/>
           <w:szCs w:val="24"/>
-          <w:highlight w:val="white"/>
-          <w:rtl w:val="0"/>
-        </w:rPr>
-        <w:t xml:space="preserve">Conflict of interests</w:t>
+          <w:rtl w:val="0"/>
+        </w:rPr>
+        <w:t xml:space="preserve">Funding</w:t>
       </w:r>
     </w:p>
     <w:p>
@@ -6989,13 +6949,12 @@
       <w:r>
         <w:rPr>
           <w:rFonts w:ascii="Times New Roman" w:cs="Times New Roman" w:eastAsia="Times New Roman" w:hAnsi="Times New Roman"/>
-          <w:color w:val="2e2e2e"/>
           <w:sz w:val="24"/>
           <w:szCs w:val="24"/>
           <w:highlight w:val="white"/>
           <w:rtl w:val="0"/>
         </w:rPr>
-        <w:t xml:space="preserve">The authors declare no competing interests.</w:t>
+        <w:t xml:space="preserve">Dr. Taylor would like to acknowledge funding from the NIH Common Fund, through the Office of Strategic Coordination/Office of the NIH Director under award U2CHD109731. All other funding was provided by the Children’s Hospital of Philadelphia’s Research Institute.</w:t>
       </w:r>
       <w:r>
         <w:rPr>
@@ -7022,9 +6981,11 @@
     </w:p>
     <w:p>
       <w:pPr>
+        <w:spacing w:line="276.0005454545455" w:lineRule="auto"/>
         <w:ind w:left="-540" w:firstLine="0"/>
         <w:rPr>
           <w:rFonts w:ascii="Times New Roman" w:cs="Times New Roman" w:eastAsia="Times New Roman" w:hAnsi="Times New Roman"/>
+          <w:b w:val="1"/>
           <w:sz w:val="24"/>
           <w:szCs w:val="24"/>
           <w:highlight w:val="white"/>
@@ -7039,128 +7000,7 @@
           <w:highlight w:val="white"/>
           <w:rtl w:val="0"/>
         </w:rPr>
-        <w:t xml:space="preserve">Data and code availability</w:t>
-      </w:r>
-      <w:r>
-        <w:rPr>
-          <w:rtl w:val="0"/>
-        </w:rPr>
-      </w:r>
-    </w:p>
-    <w:p>
-      <w:pPr>
-        <w:ind w:left="-540" w:firstLine="0"/>
-        <w:jc w:val="both"/>
-        <w:rPr>
-          <w:rFonts w:ascii="Times New Roman" w:cs="Times New Roman" w:eastAsia="Times New Roman" w:hAnsi="Times New Roman"/>
-          <w:sz w:val="24"/>
-          <w:szCs w:val="24"/>
-          <w:highlight w:val="white"/>
-        </w:rPr>
-      </w:pPr>
-      <w:r>
-        <w:rPr>
-          <w:rFonts w:ascii="Times New Roman" w:cs="Times New Roman" w:eastAsia="Times New Roman" w:hAnsi="Times New Roman"/>
-          <w:sz w:val="24"/>
-          <w:szCs w:val="24"/>
-          <w:highlight w:val="white"/>
-          <w:rtl w:val="0"/>
-        </w:rPr>
-        <w:t xml:space="preserve">Users can download the data used in this paper from the CTR website (</w:t>
-      </w:r>
-      <w:hyperlink r:id="rId81">
-        <w:r>
-          <w:rPr>
-            <w:rFonts w:ascii="Times New Roman" w:cs="Times New Roman" w:eastAsia="Times New Roman" w:hAnsi="Times New Roman"/>
-            <w:color w:val="1155cc"/>
-            <w:sz w:val="24"/>
-            <w:szCs w:val="24"/>
-            <w:highlight w:val="white"/>
-            <w:u w:val="single"/>
-            <w:rtl w:val="0"/>
-          </w:rPr>
-          <w:t xml:space="preserve">https://clinicaltrials.gov/</w:t>
-        </w:r>
-      </w:hyperlink>
-      <w:r>
-        <w:rPr>
-          <w:rFonts w:ascii="Times New Roman" w:cs="Times New Roman" w:eastAsia="Times New Roman" w:hAnsi="Times New Roman"/>
-          <w:sz w:val="24"/>
-          <w:szCs w:val="24"/>
-          <w:highlight w:val="white"/>
-          <w:rtl w:val="0"/>
-        </w:rPr>
-        <w:t xml:space="preserve">)</w:t>
-      </w:r>
-      <w:hyperlink r:id="rId82">
-        <w:r>
-          <w:rPr>
-            <w:rFonts w:ascii="Times New Roman" w:cs="Times New Roman" w:eastAsia="Times New Roman" w:hAnsi="Times New Roman"/>
-            <w:b w:val="0"/>
-            <w:color w:val="000000"/>
-            <w:sz w:val="24"/>
-            <w:szCs w:val="24"/>
-            <w:highlight w:val="white"/>
-            <w:u w:val="none"/>
-            <w:rtl w:val="0"/>
-          </w:rPr>
-          <w:t xml:space="preserve">[10]</w:t>
-        </w:r>
-      </w:hyperlink>
-      <w:r>
-        <w:rPr>
-          <w:rFonts w:ascii="Times New Roman" w:cs="Times New Roman" w:eastAsia="Times New Roman" w:hAnsi="Times New Roman"/>
-          <w:sz w:val="24"/>
-          <w:szCs w:val="24"/>
-          <w:highlight w:val="white"/>
-          <w:rtl w:val="0"/>
-        </w:rPr>
-        <w:t xml:space="preserve">, Clinical Trials API or from the Aggregate Analysis of ClinicalTrials.gov-Clinical Trials Transformative Initiative (AACT-CTTI) website (</w:t>
-      </w:r>
-      <w:hyperlink r:id="rId83">
-        <w:r>
-          <w:rPr>
-            <w:rFonts w:ascii="Times New Roman" w:cs="Times New Roman" w:eastAsia="Times New Roman" w:hAnsi="Times New Roman"/>
-            <w:color w:val="1155cc"/>
-            <w:sz w:val="24"/>
-            <w:szCs w:val="24"/>
-            <w:highlight w:val="white"/>
-            <w:u w:val="single"/>
-            <w:rtl w:val="0"/>
-          </w:rPr>
-          <w:t xml:space="preserve">https://aact.ctti-clinicaltrials.org/download</w:t>
-        </w:r>
-      </w:hyperlink>
-      <w:r>
-        <w:rPr>
-          <w:rFonts w:ascii="Times New Roman" w:cs="Times New Roman" w:eastAsia="Times New Roman" w:hAnsi="Times New Roman"/>
-          <w:sz w:val="24"/>
-          <w:szCs w:val="24"/>
-          <w:highlight w:val="white"/>
-          <w:rtl w:val="0"/>
-        </w:rPr>
-        <w:t xml:space="preserve">). We downloaded a copy of the database from the ACCT-CTTI website on August 22, 2023 which is available as a zip file titled “20230822_export.zip” under the section titled “Monthly Archive of Static Copies”.  The AACT-CTTI website is updated daily with content from ClinicalTrials.gov and provides a static database at the beginning of each month. This database includes information on all registered studies in the CTR, with details about clinical trials, such as experimental design, conditions, and interventions, available in separate pipe-delimited text files within the zip file. The process for downloading the dataset used in this study is outlined in </w:t>
-      </w:r>
-      <w:r>
-        <w:rPr>
-          <w:rFonts w:ascii="Times New Roman" w:cs="Times New Roman" w:eastAsia="Times New Roman" w:hAnsi="Times New Roman"/>
-          <w:b w:val="1"/>
-          <w:sz w:val="24"/>
-          <w:szCs w:val="24"/>
-          <w:highlight w:val="white"/>
-          <w:rtl w:val="0"/>
-        </w:rPr>
-        <w:t xml:space="preserve">Supplementary Document SD6</w:t>
-      </w:r>
-      <w:r>
-        <w:rPr>
-          <w:rFonts w:ascii="Times New Roman" w:cs="Times New Roman" w:eastAsia="Times New Roman" w:hAnsi="Times New Roman"/>
-          <w:sz w:val="24"/>
-          <w:szCs w:val="24"/>
-          <w:highlight w:val="white"/>
-          <w:rtl w:val="0"/>
-        </w:rPr>
-        <w:t xml:space="preserve">. </w:t>
+        <w:t xml:space="preserve">Conflict of interests</w:t>
       </w:r>
     </w:p>
     <w:p>
@@ -7170,16 +7010,187 @@
         <w:jc w:val="both"/>
         <w:rPr>
           <w:rFonts w:ascii="Times New Roman" w:cs="Times New Roman" w:eastAsia="Times New Roman" w:hAnsi="Times New Roman"/>
+          <w:b w:val="1"/>
+          <w:sz w:val="28"/>
+          <w:szCs w:val="28"/>
+          <w:highlight w:val="white"/>
+        </w:rPr>
+      </w:pPr>
+      <w:r>
+        <w:rPr>
+          <w:rFonts w:ascii="Times New Roman" w:cs="Times New Roman" w:eastAsia="Times New Roman" w:hAnsi="Times New Roman"/>
           <w:color w:val="2e2e2e"/>
           <w:sz w:val="24"/>
           <w:szCs w:val="24"/>
           <w:highlight w:val="white"/>
+          <w:rtl w:val="0"/>
+        </w:rPr>
+        <w:t xml:space="preserve">The authors declare no competing interests.</w:t>
+      </w:r>
+      <w:r>
+        <w:rPr>
+          <w:rtl w:val="0"/>
+        </w:rPr>
+      </w:r>
+    </w:p>
+    <w:p>
+      <w:pPr>
+        <w:ind w:left="-540" w:firstLine="0"/>
+        <w:rPr>
+          <w:rFonts w:ascii="Times New Roman" w:cs="Times New Roman" w:eastAsia="Times New Roman" w:hAnsi="Times New Roman"/>
+          <w:b w:val="1"/>
+          <w:sz w:val="28"/>
+          <w:szCs w:val="28"/>
+          <w:highlight w:val="white"/>
         </w:rPr>
       </w:pPr>
       <w:r>
         <w:rPr>
           <w:rtl w:val="0"/>
         </w:rPr>
+      </w:r>
+    </w:p>
+    <w:p>
+      <w:pPr>
+        <w:ind w:left="-540" w:firstLine="0"/>
+        <w:rPr>
+          <w:rFonts w:ascii="Times New Roman" w:cs="Times New Roman" w:eastAsia="Times New Roman" w:hAnsi="Times New Roman"/>
+          <w:sz w:val="24"/>
+          <w:szCs w:val="24"/>
+          <w:highlight w:val="white"/>
+        </w:rPr>
+      </w:pPr>
+      <w:r>
+        <w:rPr>
+          <w:rFonts w:ascii="Times New Roman" w:cs="Times New Roman" w:eastAsia="Times New Roman" w:hAnsi="Times New Roman"/>
+          <w:b w:val="1"/>
+          <w:sz w:val="24"/>
+          <w:szCs w:val="24"/>
+          <w:highlight w:val="white"/>
+          <w:rtl w:val="0"/>
+        </w:rPr>
+        <w:t xml:space="preserve">Data and code availability</w:t>
+      </w:r>
+      <w:r>
+        <w:rPr>
+          <w:rtl w:val="0"/>
+        </w:rPr>
+      </w:r>
+    </w:p>
+    <w:p>
+      <w:pPr>
+        <w:ind w:left="-540" w:firstLine="0"/>
+        <w:jc w:val="both"/>
+        <w:rPr>
+          <w:rFonts w:ascii="Times New Roman" w:cs="Times New Roman" w:eastAsia="Times New Roman" w:hAnsi="Times New Roman"/>
+          <w:sz w:val="24"/>
+          <w:szCs w:val="24"/>
+          <w:highlight w:val="white"/>
+        </w:rPr>
+      </w:pPr>
+      <w:r>
+        <w:rPr>
+          <w:rFonts w:ascii="Times New Roman" w:cs="Times New Roman" w:eastAsia="Times New Roman" w:hAnsi="Times New Roman"/>
+          <w:sz w:val="24"/>
+          <w:szCs w:val="24"/>
+          <w:highlight w:val="white"/>
+          <w:rtl w:val="0"/>
+        </w:rPr>
+        <w:t xml:space="preserve">Users can download the data used in this paper from the CTR website (</w:t>
+      </w:r>
+      <w:hyperlink r:id="rId81">
+        <w:r>
+          <w:rPr>
+            <w:rFonts w:ascii="Times New Roman" w:cs="Times New Roman" w:eastAsia="Times New Roman" w:hAnsi="Times New Roman"/>
+            <w:color w:val="1155cc"/>
+            <w:sz w:val="24"/>
+            <w:szCs w:val="24"/>
+            <w:highlight w:val="white"/>
+            <w:u w:val="single"/>
+            <w:rtl w:val="0"/>
+          </w:rPr>
+          <w:t xml:space="preserve">https://clinicaltrials.gov/</w:t>
+        </w:r>
+      </w:hyperlink>
+      <w:r>
+        <w:rPr>
+          <w:rFonts w:ascii="Times New Roman" w:cs="Times New Roman" w:eastAsia="Times New Roman" w:hAnsi="Times New Roman"/>
+          <w:sz w:val="24"/>
+          <w:szCs w:val="24"/>
+          <w:highlight w:val="white"/>
+          <w:rtl w:val="0"/>
+        </w:rPr>
+        <w:t xml:space="preserve">)</w:t>
+      </w:r>
+      <w:hyperlink r:id="rId82">
+        <w:r>
+          <w:rPr>
+            <w:rFonts w:ascii="Times New Roman" w:cs="Times New Roman" w:eastAsia="Times New Roman" w:hAnsi="Times New Roman"/>
+            <w:b w:val="0"/>
+            <w:color w:val="000000"/>
+            <w:sz w:val="24"/>
+            <w:szCs w:val="24"/>
+            <w:highlight w:val="white"/>
+            <w:u w:val="none"/>
+            <w:rtl w:val="0"/>
+          </w:rPr>
+          <w:t xml:space="preserve">[10]</w:t>
+        </w:r>
+      </w:hyperlink>
+      <w:r>
+        <w:rPr>
+          <w:rFonts w:ascii="Times New Roman" w:cs="Times New Roman" w:eastAsia="Times New Roman" w:hAnsi="Times New Roman"/>
+          <w:sz w:val="24"/>
+          <w:szCs w:val="24"/>
+          <w:highlight w:val="white"/>
+          <w:rtl w:val="0"/>
+        </w:rPr>
+        <w:t xml:space="preserve">, Clinical Trials API or from the Aggregate Analysis of ClinicalTrials.gov-Clinical Trials Transformative Initiative (AACT-CTTI) website (</w:t>
+      </w:r>
+      <w:hyperlink r:id="rId83">
+        <w:r>
+          <w:rPr>
+            <w:rFonts w:ascii="Times New Roman" w:cs="Times New Roman" w:eastAsia="Times New Roman" w:hAnsi="Times New Roman"/>
+            <w:color w:val="1155cc"/>
+            <w:sz w:val="24"/>
+            <w:szCs w:val="24"/>
+            <w:highlight w:val="white"/>
+            <w:u w:val="single"/>
+            <w:rtl w:val="0"/>
+          </w:rPr>
+          <w:t xml:space="preserve">https://aact.ctti-clinicaltrials.org/download</w:t>
+        </w:r>
+      </w:hyperlink>
+      <w:r>
+        <w:rPr>
+          <w:rFonts w:ascii="Times New Roman" w:cs="Times New Roman" w:eastAsia="Times New Roman" w:hAnsi="Times New Roman"/>
+          <w:sz w:val="24"/>
+          <w:szCs w:val="24"/>
+          <w:highlight w:val="white"/>
+          <w:rtl w:val="0"/>
+        </w:rPr>
+        <w:t xml:space="preserve">). We downloaded a copy of the database from the ACCT-CTTI website on August 22, 2023 which is available as a zip file titled “20230822_export.zip” under the section titled “Monthly Archive of Static Copies”.  The AACT-CTTI website is updated daily with content from ClinicalTrials.gov and provides a static database at the beginning of each month. This database includes information on all registered studies in the CTR, with details about clinical trials, such as experimental design, conditions, and interventions, available in separate pipe-delimited text files within the zip file. The process for downloading the dataset used in this study is outlined in </w:t>
+      </w:r>
+      <w:r>
+        <w:rPr>
+          <w:rFonts w:ascii="Times New Roman" w:cs="Times New Roman" w:eastAsia="Times New Roman" w:hAnsi="Times New Roman"/>
+          <w:b w:val="1"/>
+          <w:sz w:val="24"/>
+          <w:szCs w:val="24"/>
+          <w:highlight w:val="white"/>
+          <w:rtl w:val="0"/>
+        </w:rPr>
+        <w:t xml:space="preserve">Supplementary Document SD6</w:t>
+      </w:r>
+      <w:r>
+        <w:rPr>
+          <w:rFonts w:ascii="Times New Roman" w:cs="Times New Roman" w:eastAsia="Times New Roman" w:hAnsi="Times New Roman"/>
+          <w:sz w:val="24"/>
+          <w:szCs w:val="24"/>
+          <w:highlight w:val="white"/>
+          <w:rtl w:val="0"/>
+        </w:rPr>
+        <w:t xml:space="preserve">. </w:t>
       </w:r>
     </w:p>
     <w:p>
@@ -7189,6 +7200,7 @@
         <w:jc w:val="both"/>
         <w:rPr>
           <w:rFonts w:ascii="Times New Roman" w:cs="Times New Roman" w:eastAsia="Times New Roman" w:hAnsi="Times New Roman"/>
+          <w:color w:val="2e2e2e"/>
           <w:sz w:val="24"/>
           <w:szCs w:val="24"/>
           <w:highlight w:val="white"/>
@@ -7196,103 +7208,8 @@
       </w:pPr>
       <w:r>
         <w:rPr>
-          <w:rFonts w:ascii="Times New Roman" w:cs="Times New Roman" w:eastAsia="Times New Roman" w:hAnsi="Times New Roman"/>
-          <w:color w:val="2e2e2e"/>
-          <w:sz w:val="24"/>
-          <w:szCs w:val="24"/>
-          <w:highlight w:val="white"/>
-          <w:rtl w:val="0"/>
-        </w:rPr>
-        <w:t xml:space="preserve">The WHO </w:t>
-      </w:r>
-      <w:r>
-        <w:rPr>
-          <w:rFonts w:ascii="Times New Roman" w:cs="Times New Roman" w:eastAsia="Times New Roman" w:hAnsi="Times New Roman"/>
-          <w:color w:val="2a2a2a"/>
-          <w:sz w:val="24"/>
-          <w:szCs w:val="24"/>
-          <w:highlight w:val="white"/>
-          <w:rtl w:val="0"/>
-        </w:rPr>
-        <w:t xml:space="preserve">system</w:t>
-      </w:r>
-      <w:r>
-        <w:rPr>
-          <w:rFonts w:ascii="Times New Roman" w:cs="Times New Roman" w:eastAsia="Times New Roman" w:hAnsi="Times New Roman"/>
-          <w:sz w:val="24"/>
-          <w:szCs w:val="24"/>
-          <w:highlight w:val="white"/>
-          <w:rtl w:val="0"/>
-        </w:rPr>
-        <w:t xml:space="preserve"> </w:t>
-      </w:r>
-      <w:r>
-        <w:rPr>
-          <w:rFonts w:ascii="Times New Roman" w:cs="Times New Roman" w:eastAsia="Times New Roman" w:hAnsi="Times New Roman"/>
-          <w:color w:val="2e2e2e"/>
-          <w:sz w:val="24"/>
-          <w:szCs w:val="24"/>
-          <w:highlight w:val="white"/>
-          <w:rtl w:val="0"/>
-        </w:rPr>
-        <w:t xml:space="preserve">and NCIt database standardized tumor names generated by CANTOS are available in </w:t>
-      </w:r>
-      <w:r>
-        <w:rPr>
-          <w:rFonts w:ascii="Times New Roman" w:cs="Times New Roman" w:eastAsia="Times New Roman" w:hAnsi="Times New Roman"/>
-          <w:b w:val="1"/>
-          <w:color w:val="2e2e2e"/>
-          <w:sz w:val="24"/>
-          <w:szCs w:val="24"/>
-          <w:highlight w:val="white"/>
-          <w:rtl w:val="0"/>
-        </w:rPr>
-        <w:t xml:space="preserve">Supplementary Tables ST6-ST9</w:t>
-      </w:r>
-      <w:r>
-        <w:rPr>
-          <w:rFonts w:ascii="Times New Roman" w:cs="Times New Roman" w:eastAsia="Times New Roman" w:hAnsi="Times New Roman"/>
-          <w:color w:val="2e2e2e"/>
-          <w:sz w:val="24"/>
-          <w:szCs w:val="24"/>
-          <w:highlight w:val="white"/>
-          <w:rtl w:val="0"/>
-        </w:rPr>
-        <w:t xml:space="preserve">. </w:t>
-      </w:r>
-      <w:r>
-        <w:rPr>
-          <w:rFonts w:ascii="Times New Roman" w:cs="Times New Roman" w:eastAsia="Times New Roman" w:hAnsi="Times New Roman"/>
-          <w:sz w:val="24"/>
-          <w:szCs w:val="24"/>
-          <w:highlight w:val="white"/>
-          <w:rtl w:val="0"/>
-        </w:rPr>
-        <w:t xml:space="preserve">The code files for building and running CANTOS, along with the instructions for downloading the embeddings are publicly available at the GitHub repository: </w:t>
-      </w:r>
-      <w:hyperlink r:id="rId84">
-        <w:r>
-          <w:rPr>
-            <w:rFonts w:ascii="Times New Roman" w:cs="Times New Roman" w:eastAsia="Times New Roman" w:hAnsi="Times New Roman"/>
-            <w:color w:val="1155cc"/>
-            <w:sz w:val="24"/>
-            <w:szCs w:val="24"/>
-            <w:highlight w:val="white"/>
-            <w:u w:val="single"/>
-            <w:rtl w:val="0"/>
-          </w:rPr>
-          <w:t xml:space="preserve">https://github.com/TaylorResearchLab/CANTOS</w:t>
-        </w:r>
-      </w:hyperlink>
-      <w:r>
-        <w:rPr>
-          <w:rFonts w:ascii="Times New Roman" w:cs="Times New Roman" w:eastAsia="Times New Roman" w:hAnsi="Times New Roman"/>
-          <w:sz w:val="24"/>
-          <w:szCs w:val="24"/>
-          <w:highlight w:val="white"/>
-          <w:rtl w:val="0"/>
-        </w:rPr>
-        <w:t xml:space="preserve">.</w:t>
+          <w:rtl w:val="0"/>
+        </w:rPr>
       </w:r>
     </w:p>
     <w:p>
@@ -7302,16 +7219,110 @@
         <w:jc w:val="both"/>
         <w:rPr>
           <w:rFonts w:ascii="Times New Roman" w:cs="Times New Roman" w:eastAsia="Times New Roman" w:hAnsi="Times New Roman"/>
+          <w:sz w:val="24"/>
+          <w:szCs w:val="24"/>
+          <w:highlight w:val="white"/>
+        </w:rPr>
+      </w:pPr>
+      <w:r>
+        <w:rPr>
+          <w:rFonts w:ascii="Times New Roman" w:cs="Times New Roman" w:eastAsia="Times New Roman" w:hAnsi="Times New Roman"/>
           <w:color w:val="2e2e2e"/>
           <w:sz w:val="24"/>
           <w:szCs w:val="24"/>
           <w:highlight w:val="white"/>
-        </w:rPr>
-      </w:pPr>
-      <w:r>
-        <w:rPr>
-          <w:rtl w:val="0"/>
-        </w:rPr>
+          <w:rtl w:val="0"/>
+        </w:rPr>
+        <w:t xml:space="preserve">The WHO </w:t>
+      </w:r>
+      <w:r>
+        <w:rPr>
+          <w:rFonts w:ascii="Times New Roman" w:cs="Times New Roman" w:eastAsia="Times New Roman" w:hAnsi="Times New Roman"/>
+          <w:color w:val="2a2a2a"/>
+          <w:sz w:val="24"/>
+          <w:szCs w:val="24"/>
+          <w:highlight w:val="white"/>
+          <w:rtl w:val="0"/>
+        </w:rPr>
+        <w:t xml:space="preserve">system</w:t>
+      </w:r>
+      <w:r>
+        <w:rPr>
+          <w:rFonts w:ascii="Times New Roman" w:cs="Times New Roman" w:eastAsia="Times New Roman" w:hAnsi="Times New Roman"/>
+          <w:sz w:val="24"/>
+          <w:szCs w:val="24"/>
+          <w:highlight w:val="white"/>
+          <w:rtl w:val="0"/>
+        </w:rPr>
+        <w:t xml:space="preserve"> </w:t>
+      </w:r>
+      <w:r>
+        <w:rPr>
+          <w:rFonts w:ascii="Times New Roman" w:cs="Times New Roman" w:eastAsia="Times New Roman" w:hAnsi="Times New Roman"/>
+          <w:color w:val="2e2e2e"/>
+          <w:sz w:val="24"/>
+          <w:szCs w:val="24"/>
+          <w:highlight w:val="white"/>
+          <w:rtl w:val="0"/>
+        </w:rPr>
+        <w:t xml:space="preserve">and NCIt database standardized tumor names generated by CANTOS are available in </w:t>
+      </w:r>
+      <w:r>
+        <w:rPr>
+          <w:rFonts w:ascii="Times New Roman" w:cs="Times New Roman" w:eastAsia="Times New Roman" w:hAnsi="Times New Roman"/>
+          <w:b w:val="1"/>
+          <w:color w:val="2e2e2e"/>
+          <w:sz w:val="24"/>
+          <w:szCs w:val="24"/>
+          <w:highlight w:val="white"/>
+          <w:rtl w:val="0"/>
+        </w:rPr>
+        <w:t xml:space="preserve">Supplementary Tables ST6-ST9</w:t>
+      </w:r>
+      <w:r>
+        <w:rPr>
+          <w:rFonts w:ascii="Times New Roman" w:cs="Times New Roman" w:eastAsia="Times New Roman" w:hAnsi="Times New Roman"/>
+          <w:color w:val="2e2e2e"/>
+          <w:sz w:val="24"/>
+          <w:szCs w:val="24"/>
+          <w:highlight w:val="white"/>
+          <w:rtl w:val="0"/>
+        </w:rPr>
+        <w:t xml:space="preserve">. </w:t>
+      </w:r>
+      <w:r>
+        <w:rPr>
+          <w:rFonts w:ascii="Times New Roman" w:cs="Times New Roman" w:eastAsia="Times New Roman" w:hAnsi="Times New Roman"/>
+          <w:sz w:val="24"/>
+          <w:szCs w:val="24"/>
+          <w:highlight w:val="white"/>
+          <w:rtl w:val="0"/>
+        </w:rPr>
+        <w:t xml:space="preserve">The code files for building and running CANTOS, along with the instructions for downloading the embeddings are publicly available at the GitHub repository: </w:t>
+      </w:r>
+      <w:hyperlink r:id="rId84">
+        <w:r>
+          <w:rPr>
+            <w:rFonts w:ascii="Times New Roman" w:cs="Times New Roman" w:eastAsia="Times New Roman" w:hAnsi="Times New Roman"/>
+            <w:color w:val="1155cc"/>
+            <w:sz w:val="24"/>
+            <w:szCs w:val="24"/>
+            <w:highlight w:val="white"/>
+            <w:u w:val="single"/>
+            <w:rtl w:val="0"/>
+          </w:rPr>
+          <w:t xml:space="preserve">https://github.com/TaylorResearchLab/CANTOS</w:t>
+        </w:r>
+      </w:hyperlink>
+      <w:r>
+        <w:rPr>
+          <w:rFonts w:ascii="Times New Roman" w:cs="Times New Roman" w:eastAsia="Times New Roman" w:hAnsi="Times New Roman"/>
+          <w:sz w:val="24"/>
+          <w:szCs w:val="24"/>
+          <w:highlight w:val="white"/>
+          <w:rtl w:val="0"/>
+        </w:rPr>
+        <w:t xml:space="preserve">.</w:t>
       </w:r>
     </w:p>
     <w:p>
@@ -7321,7 +7332,7 @@
         <w:jc w:val="both"/>
         <w:rPr>
           <w:rFonts w:ascii="Times New Roman" w:cs="Times New Roman" w:eastAsia="Times New Roman" w:hAnsi="Times New Roman"/>
-          <w:b w:val="1"/>
+          <w:color w:val="2e2e2e"/>
           <w:sz w:val="24"/>
           <w:szCs w:val="24"/>
           <w:highlight w:val="white"/>
@@ -7329,14 +7340,8 @@
       </w:pPr>
       <w:r>
         <w:rPr>
-          <w:rFonts w:ascii="Times New Roman" w:cs="Times New Roman" w:eastAsia="Times New Roman" w:hAnsi="Times New Roman"/>
-          <w:b w:val="1"/>
-          <w:sz w:val="24"/>
-          <w:szCs w:val="24"/>
-          <w:highlight w:val="white"/>
-          <w:rtl w:val="0"/>
-        </w:rPr>
-        <w:t xml:space="preserve">Declaration of generative AI and AI-assisted technologies in the writing process</w:t>
+          <w:rtl w:val="0"/>
+        </w:rPr>
       </w:r>
     </w:p>
     <w:p>
@@ -7345,22 +7350,60 @@
         <w:ind w:left="-540" w:firstLine="0"/>
         <w:jc w:val="both"/>
         <w:rPr>
+          <w:rFonts w:ascii="Times New Roman" w:cs="Times New Roman" w:eastAsia="Times New Roman" w:hAnsi="Times New Roman"/>
           <w:b w:val="1"/>
-          <w:sz w:val="28"/>
-          <w:szCs w:val="28"/>
+          <w:sz w:val="24"/>
+          <w:szCs w:val="24"/>
           <w:highlight w:val="white"/>
         </w:rPr>
       </w:pPr>
       <w:r>
         <w:rPr>
           <w:rFonts w:ascii="Times New Roman" w:cs="Times New Roman" w:eastAsia="Times New Roman" w:hAnsi="Times New Roman"/>
+          <w:b w:val="1"/>
           <w:sz w:val="24"/>
           <w:szCs w:val="24"/>
           <w:highlight w:val="white"/>
           <w:rtl w:val="0"/>
         </w:rPr>
+        <w:t xml:space="preserve">Declaration of generative AI and AI-assisted technologies in the writing process</w:t>
+      </w:r>
+    </w:p>
+    <w:p>
+      <w:pPr>
+        <w:spacing w:line="276.0005454545455" w:lineRule="auto"/>
+        <w:ind w:left="-540" w:firstLine="0"/>
+        <w:jc w:val="both"/>
+        <w:rPr>
+          <w:rFonts w:ascii="Times New Roman" w:cs="Times New Roman" w:eastAsia="Times New Roman" w:hAnsi="Times New Roman"/>
+          <w:sz w:val="24"/>
+          <w:szCs w:val="24"/>
+          <w:highlight w:val="white"/>
+        </w:rPr>
+      </w:pPr>
+      <w:r>
+        <w:rPr>
+          <w:rFonts w:ascii="Times New Roman" w:cs="Times New Roman" w:eastAsia="Times New Roman" w:hAnsi="Times New Roman"/>
+          <w:sz w:val="24"/>
+          <w:szCs w:val="24"/>
+          <w:highlight w:val="white"/>
+          <w:rtl w:val="0"/>
+        </w:rPr>
         <w:t xml:space="preserve">During the preparation of this work the authors used ChatGPT 4.0 and Grammarly to improve clarity and conciseness of the written text. After using these services, the authors reviewed and edited the content as needed and take full responsibility for the content of the publication.</w:t>
       </w:r>
+    </w:p>
+    <w:p>
+      <w:pPr>
+        <w:spacing w:line="276.0005454545455" w:lineRule="auto"/>
+        <w:ind w:left="-540" w:firstLine="0"/>
+        <w:jc w:val="both"/>
+        <w:rPr>
+          <w:rFonts w:ascii="Times New Roman" w:cs="Times New Roman" w:eastAsia="Times New Roman" w:hAnsi="Times New Roman"/>
+          <w:sz w:val="24"/>
+          <w:szCs w:val="24"/>
+          <w:highlight w:val="white"/>
+        </w:rPr>
+      </w:pPr>
       <w:r>
         <w:rPr>
           <w:rtl w:val="0"/>
@@ -40838,12 +40881,12 @@
           <wp:inline distB="114300" distT="114300" distL="114300" distR="114300">
             <wp:extent cx="7217045" cy="4254901"/>
             <wp:effectExtent b="0" l="0" r="0" t="0"/>
-            <wp:docPr id="5" name="image3.png"/>
+            <wp:docPr id="5" name="image5.png"/>
             <a:graphic>
               <a:graphicData uri="http://schemas.openxmlformats.org/drawingml/2006/picture">
                 <pic:pic>
                   <pic:nvPicPr>
-                    <pic:cNvPr id="0" name="image3.png"/>
+                    <pic:cNvPr id="0" name="image5.png"/>
                     <pic:cNvPicPr preferRelativeResize="0"/>
                   </pic:nvPicPr>
                   <pic:blipFill>
@@ -40945,12 +40988,12 @@
           <wp:inline distB="114300" distT="114300" distL="114300" distR="114300">
             <wp:extent cx="6619875" cy="6841182"/>
             <wp:effectExtent b="0" l="0" r="0" t="0"/>
-            <wp:docPr id="2" name="image5.png"/>
+            <wp:docPr id="2" name="image6.png"/>
             <a:graphic>
               <a:graphicData uri="http://schemas.openxmlformats.org/drawingml/2006/picture">
                 <pic:pic>
                   <pic:nvPicPr>
-                    <pic:cNvPr id="0" name="image5.png"/>
+                    <pic:cNvPr id="0" name="image6.png"/>
                     <pic:cNvPicPr preferRelativeResize="0"/>
                   </pic:nvPicPr>
                   <pic:blipFill>
@@ -41084,12 +41127,12 @@
           <wp:inline distB="114300" distT="114300" distL="114300" distR="114300">
             <wp:extent cx="5617464" cy="4225796"/>
             <wp:effectExtent b="0" l="0" r="0" t="0"/>
-            <wp:docPr id="4" name="image2.png"/>
+            <wp:docPr id="4" name="image4.png"/>
             <a:graphic>
               <a:graphicData uri="http://schemas.openxmlformats.org/drawingml/2006/picture">
                 <pic:pic>
                   <pic:nvPicPr>
-                    <pic:cNvPr id="0" name="image2.png"/>
+                    <pic:cNvPr id="0" name="image4.png"/>
                     <pic:cNvPicPr preferRelativeResize="0"/>
                   </pic:nvPicPr>
                   <pic:blipFill>
@@ -41268,12 +41311,12 @@
           <wp:inline distB="114300" distT="114300" distL="114300" distR="114300">
             <wp:extent cx="5893689" cy="4442331"/>
             <wp:effectExtent b="0" l="0" r="0" t="0"/>
-            <wp:docPr id="3" name="image4.png"/>
+            <wp:docPr id="3" name="image1.png"/>
             <a:graphic>
               <a:graphicData uri="http://schemas.openxmlformats.org/drawingml/2006/picture">
                 <pic:pic>
                   <pic:nvPicPr>
-                    <pic:cNvPr id="0" name="image4.png"/>
+                    <pic:cNvPr id="0" name="image1.png"/>
                     <pic:cNvPicPr preferRelativeResize="0"/>
                   </pic:nvPicPr>
                   <pic:blipFill>
@@ -41413,12 +41456,12 @@
           <wp:inline distB="114300" distT="114300" distL="114300" distR="114300">
             <wp:extent cx="6303264" cy="3057525"/>
             <wp:effectExtent b="0" l="0" r="0" t="0"/>
-            <wp:docPr id="6" name="image1.png"/>
+            <wp:docPr id="6" name="image2.png"/>
             <a:graphic>
               <a:graphicData uri="http://schemas.openxmlformats.org/drawingml/2006/picture">
                 <pic:pic>
                   <pic:nvPicPr>
-                    <pic:cNvPr id="0" name="image1.png"/>
+                    <pic:cNvPr id="0" name="image2.png"/>
                     <pic:cNvPicPr preferRelativeResize="0"/>
                   </pic:nvPicPr>
                   <pic:blipFill>
@@ -41564,12 +41607,12 @@
           <wp:inline distB="114300" distT="114300" distL="114300" distR="114300">
             <wp:extent cx="7170039" cy="3133725"/>
             <wp:effectExtent b="0" l="0" r="0" t="0"/>
-            <wp:docPr id="1" name="image6.png"/>
+            <wp:docPr id="1" name="image3.png"/>
             <a:graphic>
               <a:graphicData uri="http://schemas.openxmlformats.org/drawingml/2006/picture">
                 <pic:pic>
                   <pic:nvPicPr>
-                    <pic:cNvPr id="0" name="image6.png"/>
+                    <pic:cNvPr id="0" name="image3.png"/>
                     <pic:cNvPicPr preferRelativeResize="0"/>
                   </pic:nvPicPr>
                   <pic:blipFill>
